--- a/Interview Questions/SQL Practice remember.docx
+++ b/Interview Questions/SQL Practice remember.docx
@@ -25,34 +25,12 @@
         <w:rPr>
           <w:rStyle w:val="Heading1Char"/>
         </w:rPr>
-        <w:t xml:space="preserve">What Is </w:t>
-      </w:r>
-      <w:proofErr w:type="gramStart"/>
-      <w:r>
-        <w:rPr>
-          <w:rStyle w:val="Heading1Char"/>
-        </w:rPr>
-        <w:t>FORMAT(</w:t>
-      </w:r>
-      <w:proofErr w:type="gramEnd"/>
-      <w:r>
-        <w:rPr>
-          <w:rStyle w:val="Heading1Char"/>
-        </w:rPr>
-        <w:t>) in SQL Server?</w:t>
-      </w:r>
-    </w:p>
-    <w:p>
-      <w:r>
-        <w:t xml:space="preserve">The </w:t>
-      </w:r>
-      <w:proofErr w:type="gramStart"/>
-      <w:r>
-        <w:t>FORMAT(</w:t>
-      </w:r>
-      <w:proofErr w:type="gramEnd"/>
-      <w:r>
-        <w:t xml:space="preserve">) function converts a value (like a date, number, or currency) into a </w:t>
+        <w:t>What Is FORMAT() in SQL Server?</w:t>
+      </w:r>
+    </w:p>
+    <w:p>
+      <w:r>
+        <w:t xml:space="preserve">The FORMAT() function converts a value (like a date, number, or currency) into a </w:t>
       </w:r>
       <w:r>
         <w:rPr>
@@ -86,21 +64,8 @@
       </w:r>
     </w:p>
     <w:p>
-      <w:proofErr w:type="gramStart"/>
-      <w:r>
-        <w:t>FORMAT(</w:t>
-      </w:r>
-      <w:proofErr w:type="gramEnd"/>
-      <w:r>
-        <w:t xml:space="preserve">value, </w:t>
-      </w:r>
-      <w:proofErr w:type="spellStart"/>
-      <w:r>
-        <w:t>format_pattern</w:t>
-      </w:r>
-      <w:proofErr w:type="spellEnd"/>
-      <w:r>
-        <w:t xml:space="preserve"> [, culture])</w:t>
+      <w:r>
+        <w:t>FORMAT(value, format_pattern [, culture])</w:t>
       </w:r>
     </w:p>
     <w:p>
@@ -121,21 +86,8 @@
           <w:numId w:val="3"/>
         </w:numPr>
       </w:pPr>
-      <w:proofErr w:type="spellStart"/>
-      <w:r>
-        <w:t>format_pattern</w:t>
-      </w:r>
-      <w:proofErr w:type="spellEnd"/>
-      <w:r>
-        <w:t>: A .NET-style format string (e.g., '</w:t>
-      </w:r>
-      <w:proofErr w:type="spellStart"/>
-      <w:r>
-        <w:t>yyyy</w:t>
-      </w:r>
-      <w:proofErr w:type="spellEnd"/>
-      <w:r>
-        <w:t>-MM', 'C', 'N2').</w:t>
+      <w:r>
+        <w:t>format_pattern: A .NET-style format string (e.g., 'yyyy-MM', 'C', 'N2').</w:t>
       </w:r>
     </w:p>
     <w:p>
@@ -146,23 +98,7 @@
         </w:numPr>
       </w:pPr>
       <w:r>
-        <w:t>culture: Optional. Specifies locale (e.g., '</w:t>
-      </w:r>
-      <w:proofErr w:type="spellStart"/>
-      <w:r>
-        <w:t>en</w:t>
-      </w:r>
-      <w:proofErr w:type="spellEnd"/>
-      <w:r>
-        <w:t>-US', '</w:t>
-      </w:r>
-      <w:proofErr w:type="spellStart"/>
-      <w:r>
-        <w:t>fr</w:t>
-      </w:r>
-      <w:proofErr w:type="spellEnd"/>
-      <w:r>
-        <w:t>-FR').</w:t>
+        <w:t>culture: Optional. Specifies locale (e.g., 'en-US', 'fr-FR').</w:t>
       </w:r>
     </w:p>
     <w:p>
@@ -197,89 +133,17 @@
     </w:p>
     <w:p>
       <w:r>
-        <w:t>SELECT FORMAT(</w:t>
-      </w:r>
-      <w:proofErr w:type="gramStart"/>
-      <w:r>
-        <w:t>GETDATE(</w:t>
-      </w:r>
-      <w:proofErr w:type="gramEnd"/>
-      <w:r>
-        <w:t>), '</w:t>
-      </w:r>
-      <w:proofErr w:type="spellStart"/>
-      <w:r>
-        <w:t>yyyy</w:t>
-      </w:r>
-      <w:proofErr w:type="spellEnd"/>
-      <w:r>
-        <w:t xml:space="preserve">-MM-dd') AS </w:t>
-      </w:r>
-      <w:proofErr w:type="spellStart"/>
-      <w:r>
-        <w:t>ISOFormat</w:t>
-      </w:r>
-      <w:proofErr w:type="spellEnd"/>
-      <w:r>
-        <w:t>;</w:t>
-      </w:r>
-    </w:p>
-    <w:p>
-      <w:r>
-        <w:t>SELECT FORMAT(</w:t>
-      </w:r>
-      <w:proofErr w:type="gramStart"/>
-      <w:r>
-        <w:t>GETDATE(</w:t>
-      </w:r>
-      <w:proofErr w:type="gramEnd"/>
-      <w:r>
-        <w:t>), 'D', '</w:t>
-      </w:r>
-      <w:proofErr w:type="spellStart"/>
-      <w:r>
-        <w:t>en</w:t>
-      </w:r>
-      <w:proofErr w:type="spellEnd"/>
-      <w:r>
-        <w:t xml:space="preserve">-US') AS </w:t>
-      </w:r>
-      <w:proofErr w:type="spellStart"/>
-      <w:r>
-        <w:t>LongDate</w:t>
-      </w:r>
-      <w:proofErr w:type="spellEnd"/>
-      <w:r>
-        <w:t>;</w:t>
-      </w:r>
-    </w:p>
-    <w:p>
-      <w:r>
-        <w:t>SELECT FORMAT(</w:t>
-      </w:r>
-      <w:proofErr w:type="gramStart"/>
-      <w:r>
-        <w:t>GETDATE(</w:t>
-      </w:r>
-      <w:proofErr w:type="gramEnd"/>
-      <w:r>
-        <w:t xml:space="preserve">), 'dd MMM </w:t>
-      </w:r>
-      <w:proofErr w:type="spellStart"/>
-      <w:r>
-        <w:t>yyyy</w:t>
-      </w:r>
-      <w:proofErr w:type="spellEnd"/>
-      <w:r>
-        <w:t xml:space="preserve">') AS </w:t>
-      </w:r>
-      <w:proofErr w:type="spellStart"/>
-      <w:r>
-        <w:t>CustomDate</w:t>
-      </w:r>
-      <w:proofErr w:type="spellEnd"/>
-      <w:r>
-        <w:t>;</w:t>
+        <w:t>SELECT FORMAT(GETDATE(), 'yyyy-MM-dd') AS ISOFormat;</w:t>
+      </w:r>
+    </w:p>
+    <w:p>
+      <w:r>
+        <w:t>SELECT FORMAT(GETDATE(), 'D', 'en-US') AS LongDate;</w:t>
+      </w:r>
+    </w:p>
+    <w:p>
+      <w:r>
+        <w:t>SELECT FORMAT(GETDATE(), 'dd MMM yyyy') AS CustomDate;</w:t>
       </w:r>
     </w:p>
     <w:tbl>
@@ -465,17 +329,7 @@
           </w:tcPr>
           <w:p>
             <w:r>
-              <w:t>'</w:t>
-            </w:r>
-            <w:proofErr w:type="spellStart"/>
-            <w:proofErr w:type="gramStart"/>
-            <w:r>
-              <w:t>yyyy</w:t>
-            </w:r>
-            <w:proofErr w:type="spellEnd"/>
-            <w:proofErr w:type="gramEnd"/>
-            <w:r>
-              <w:t>-MM-dd'</w:t>
+              <w:t>'yyyy-MM-dd'</w:t>
             </w:r>
           </w:p>
         </w:tc>
@@ -516,23 +370,7 @@
           </w:tcPr>
           <w:p>
             <w:r>
-              <w:t>'</w:t>
-            </w:r>
-            <w:proofErr w:type="gramStart"/>
-            <w:r>
-              <w:t>dd</w:t>
-            </w:r>
-            <w:proofErr w:type="gramEnd"/>
-            <w:r>
-              <w:t xml:space="preserve"> MMM </w:t>
-            </w:r>
-            <w:proofErr w:type="spellStart"/>
-            <w:r>
-              <w:t>yyyy</w:t>
-            </w:r>
-            <w:proofErr w:type="spellEnd"/>
-            <w:r>
-              <w:t>'</w:t>
+              <w:t>'dd MMM yyyy'</w:t>
             </w:r>
           </w:p>
         </w:tc>
@@ -594,73 +432,17 @@
     </w:p>
     <w:p>
       <w:r>
-        <w:t xml:space="preserve">SELECT </w:t>
-      </w:r>
-      <w:proofErr w:type="gramStart"/>
-      <w:r>
-        <w:t>FORMAT(</w:t>
-      </w:r>
-      <w:proofErr w:type="gramEnd"/>
-      <w:r>
-        <w:t xml:space="preserve">1234567.89, 'N2') AS </w:t>
-      </w:r>
-      <w:proofErr w:type="spellStart"/>
-      <w:r>
-        <w:t>NumberWithCommas</w:t>
-      </w:r>
-      <w:proofErr w:type="spellEnd"/>
-      <w:r>
-        <w:t>;</w:t>
-      </w:r>
-    </w:p>
-    <w:p>
-      <w:r>
-        <w:t xml:space="preserve">SELECT </w:t>
-      </w:r>
-      <w:proofErr w:type="gramStart"/>
-      <w:r>
-        <w:t>FORMAT(</w:t>
-      </w:r>
-      <w:proofErr w:type="gramEnd"/>
-      <w:r>
-        <w:t>1234.56, 'C', '</w:t>
-      </w:r>
-      <w:proofErr w:type="spellStart"/>
-      <w:r>
-        <w:t>en</w:t>
-      </w:r>
-      <w:proofErr w:type="spellEnd"/>
-      <w:r>
-        <w:t xml:space="preserve">-US') AS </w:t>
-      </w:r>
-      <w:proofErr w:type="spellStart"/>
-      <w:r>
-        <w:t>USCurrency</w:t>
-      </w:r>
-      <w:proofErr w:type="spellEnd"/>
-      <w:r>
-        <w:t>;</w:t>
-      </w:r>
-    </w:p>
-    <w:p>
-      <w:r>
-        <w:t xml:space="preserve">SELECT </w:t>
-      </w:r>
-      <w:proofErr w:type="gramStart"/>
-      <w:r>
-        <w:t>FORMAT(</w:t>
-      </w:r>
-      <w:proofErr w:type="gramEnd"/>
-      <w:r>
-        <w:t>1234.56, 'C', '</w:t>
-      </w:r>
-      <w:proofErr w:type="spellStart"/>
-      <w:r>
-        <w:t>fr</w:t>
-      </w:r>
-      <w:proofErr w:type="spellEnd"/>
-      <w:r>
-        <w:t>-FR') AS FrenchCurrency;</w:t>
+        <w:t>SELECT FORMAT(1234567.89, 'N2') AS NumberWithCommas;</w:t>
+      </w:r>
+    </w:p>
+    <w:p>
+      <w:r>
+        <w:t>SELECT FORMAT(1234.56, 'C', 'en-US') AS USCurrency;</w:t>
+      </w:r>
+    </w:p>
+    <w:p>
+      <w:r>
+        <w:t>SELECT FORMAT(1234.56, 'C', 'fr-FR') AS FrenchCurrency;</w:t>
       </w:r>
     </w:p>
     <w:tbl>
@@ -975,44 +757,12 @@
     </w:p>
     <w:p>
       <w:r>
-        <w:t>SELECT FORMAT(</w:t>
-      </w:r>
-      <w:proofErr w:type="gramStart"/>
-      <w:r>
-        <w:t>GETDATE(</w:t>
-      </w:r>
-      <w:proofErr w:type="gramEnd"/>
-      <w:r>
-        <w:t xml:space="preserve">), 'D', 'de-DE') AS </w:t>
-      </w:r>
-      <w:proofErr w:type="spellStart"/>
-      <w:r>
-        <w:t>GermanDate</w:t>
-      </w:r>
-      <w:proofErr w:type="spellEnd"/>
-      <w:r>
-        <w:t>;</w:t>
-      </w:r>
-    </w:p>
-    <w:p>
-      <w:r>
-        <w:t xml:space="preserve">SELECT </w:t>
-      </w:r>
-      <w:proofErr w:type="gramStart"/>
-      <w:r>
-        <w:t>FORMAT(</w:t>
-      </w:r>
-      <w:proofErr w:type="gramEnd"/>
-      <w:r>
-        <w:t xml:space="preserve">1234.56, 'C', 'ja-JP') AS </w:t>
-      </w:r>
-      <w:proofErr w:type="spellStart"/>
-      <w:r>
-        <w:t>JapaneseCurrency</w:t>
-      </w:r>
-      <w:proofErr w:type="spellEnd"/>
-      <w:r>
-        <w:t>;</w:t>
+        <w:t>SELECT FORMAT(GETDATE(), 'D', 'de-DE') AS GermanDate;</w:t>
+      </w:r>
+    </w:p>
+    <w:p>
+      <w:r>
+        <w:t>SELECT FORMAT(1234.56, 'C', 'ja-JP') AS JapaneseCurrency;</w:t>
       </w:r>
     </w:p>
     <w:tbl>
@@ -1093,17 +843,7 @@
           </w:tcPr>
           <w:p>
             <w:r>
-              <w:t>'</w:t>
-            </w:r>
-            <w:proofErr w:type="spellStart"/>
-            <w:proofErr w:type="gramStart"/>
-            <w:r>
-              <w:t>en</w:t>
-            </w:r>
-            <w:proofErr w:type="spellEnd"/>
-            <w:proofErr w:type="gramEnd"/>
-            <w:r>
-              <w:t>-US'</w:t>
+              <w:t>'en-US'</w:t>
             </w:r>
           </w:p>
         </w:tc>
@@ -1132,17 +872,7 @@
           </w:tcPr>
           <w:p>
             <w:r>
-              <w:t>'</w:t>
-            </w:r>
-            <w:proofErr w:type="spellStart"/>
-            <w:proofErr w:type="gramStart"/>
-            <w:r>
-              <w:t>fr</w:t>
-            </w:r>
-            <w:proofErr w:type="spellEnd"/>
-            <w:proofErr w:type="gramEnd"/>
-            <w:r>
-              <w:t>-FR'</w:t>
+              <w:t>'fr-FR'</w:t>
             </w:r>
           </w:p>
         </w:tc>
@@ -1200,15 +930,7 @@
           </w:tcPr>
           <w:p>
             <w:r>
-              <w:t>'</w:t>
-            </w:r>
-            <w:proofErr w:type="gramStart"/>
-            <w:r>
-              <w:t>ja</w:t>
-            </w:r>
-            <w:proofErr w:type="gramEnd"/>
-            <w:r>
-              <w:t>-JP'</w:t>
+              <w:t>'ja-JP'</w:t>
             </w:r>
           </w:p>
         </w:tc>
@@ -1280,15 +1002,7 @@
         <w:t>Not deterministic</w:t>
       </w:r>
       <w:r>
-        <w:t xml:space="preserve">: </w:t>
-      </w:r>
-      <w:proofErr w:type="gramStart"/>
-      <w:r>
-        <w:t>Can’t</w:t>
-      </w:r>
-      <w:proofErr w:type="gramEnd"/>
-      <w:r>
-        <w:t xml:space="preserve"> be used in indexed views.</w:t>
+        <w:t>: Can’t be used in indexed views.</w:t>
       </w:r>
     </w:p>
     <w:p>
@@ -1312,39 +1026,7 @@
           <w:b/>
           <w:bCs/>
         </w:rPr>
-        <w:t xml:space="preserve">Slower than </w:t>
-      </w:r>
-      <w:proofErr w:type="gramStart"/>
-      <w:r>
-        <w:rPr>
-          <w:b/>
-          <w:bCs/>
-        </w:rPr>
-        <w:t>CONVERT(</w:t>
-      </w:r>
-      <w:proofErr w:type="gramEnd"/>
-      <w:r>
-        <w:rPr>
-          <w:b/>
-          <w:bCs/>
-        </w:rPr>
-        <w:t xml:space="preserve">) or </w:t>
-      </w:r>
-      <w:proofErr w:type="gramStart"/>
-      <w:r>
-        <w:rPr>
-          <w:b/>
-          <w:bCs/>
-        </w:rPr>
-        <w:t>CAST(</w:t>
-      </w:r>
-      <w:proofErr w:type="gramEnd"/>
-      <w:r>
-        <w:rPr>
-          <w:b/>
-          <w:bCs/>
-        </w:rPr>
-        <w:t>)</w:t>
+        <w:t>Slower than CONVERT() or CAST()</w:t>
       </w:r>
       <w:r>
         <w:t>: Because it relies on the .NET CLR.</w:t>
@@ -1432,56 +1114,14 @@
       </w:r>
     </w:p>
     <w:p>
-      <w:proofErr w:type="gramStart"/>
-      <w:r>
-        <w:t>Let’s</w:t>
-      </w:r>
-      <w:proofErr w:type="gramEnd"/>
-      <w:r>
-        <w:t xml:space="preserve"> say you want to show monthly transaction summaries in Power BI:</w:t>
+      <w:r>
+        <w:t>Let’s say you want to show monthly transaction summaries in Power BI:</w:t>
       </w:r>
     </w:p>
     <w:p>
       <w:r>
         <w:lastRenderedPageBreak/>
-        <w:t xml:space="preserve">SELECT </w:t>
-      </w:r>
-      <w:proofErr w:type="gramStart"/>
-      <w:r>
-        <w:t>FORMAT(</w:t>
-      </w:r>
-      <w:proofErr w:type="spellStart"/>
-      <w:proofErr w:type="gramEnd"/>
-      <w:r>
-        <w:t>trans_date</w:t>
-      </w:r>
-      <w:proofErr w:type="spellEnd"/>
-      <w:r>
-        <w:t>, '</w:t>
-      </w:r>
-      <w:proofErr w:type="spellStart"/>
-      <w:r>
-        <w:t>yyyy</w:t>
-      </w:r>
-      <w:proofErr w:type="spellEnd"/>
-      <w:r>
-        <w:t xml:space="preserve">-MM') AS </w:t>
-      </w:r>
-      <w:proofErr w:type="spellStart"/>
-      <w:r>
-        <w:t>MonthKey</w:t>
-      </w:r>
-      <w:proofErr w:type="spellEnd"/>
-      <w:r>
-        <w:t xml:space="preserve">, </w:t>
-      </w:r>
-      <w:proofErr w:type="gramStart"/>
-      <w:r>
-        <w:t>SUM(</w:t>
-      </w:r>
-      <w:proofErr w:type="gramEnd"/>
-      <w:r>
-        <w:t>amount) AS Total</w:t>
+        <w:t>SELECT FORMAT(trans_date, 'yyyy-MM') AS MonthKey, SUM(amount) AS Total</w:t>
       </w:r>
     </w:p>
     <w:p>
@@ -1491,28 +1131,7 @@
     </w:p>
     <w:p>
       <w:r>
-        <w:t xml:space="preserve">GROUP BY </w:t>
-      </w:r>
-      <w:proofErr w:type="gramStart"/>
-      <w:r>
-        <w:t>FORMAT(</w:t>
-      </w:r>
-      <w:proofErr w:type="spellStart"/>
-      <w:proofErr w:type="gramEnd"/>
-      <w:r>
-        <w:t>trans_date</w:t>
-      </w:r>
-      <w:proofErr w:type="spellEnd"/>
-      <w:r>
-        <w:t>, '</w:t>
-      </w:r>
-      <w:proofErr w:type="spellStart"/>
-      <w:r>
-        <w:t>yyyy</w:t>
-      </w:r>
-      <w:proofErr w:type="spellEnd"/>
-      <w:r>
-        <w:t>-MM');</w:t>
+        <w:t>GROUP BY FORMAT(trans_date, 'yyyy-MM');</w:t>
       </w:r>
     </w:p>
     <w:p>
@@ -1529,15 +1148,7 @@
     </w:p>
     <w:p>
       <w:r>
-        <w:t xml:space="preserve">Want a cheat sheet of format patterns or a performance comparison with </w:t>
-      </w:r>
-      <w:proofErr w:type="gramStart"/>
-      <w:r>
-        <w:t>CONVERT(</w:t>
-      </w:r>
-      <w:proofErr w:type="gramEnd"/>
-      <w:r>
-        <w:t>)? I can whip that up too.</w:t>
+        <w:t>Want a cheat sheet of format patterns or a performance comparison with CONVERT()? I can whip that up too.</w:t>
       </w:r>
     </w:p>
     <w:p>
@@ -1564,49 +1175,12 @@
           <w:b/>
           <w:bCs/>
         </w:rPr>
-        <w:t xml:space="preserve">Explaining </w:t>
-      </w:r>
-      <w:proofErr w:type="spellStart"/>
-      <w:r>
-        <w:rPr>
-          <w:b/>
-          <w:bCs/>
-        </w:rPr>
-        <w:t>approved_count</w:t>
-      </w:r>
-      <w:proofErr w:type="spellEnd"/>
-      <w:r>
-        <w:rPr>
-          <w:b/>
-          <w:bCs/>
-        </w:rPr>
-        <w:t xml:space="preserve"> = </w:t>
-      </w:r>
-      <w:proofErr w:type="gramStart"/>
-      <w:r>
-        <w:rPr>
-          <w:b/>
-          <w:bCs/>
-        </w:rPr>
-        <w:t>SUM(</w:t>
-      </w:r>
-      <w:proofErr w:type="gramEnd"/>
-      <w:r>
-        <w:rPr>
-          <w:b/>
-          <w:bCs/>
-        </w:rPr>
-        <w:t>CASE WHEN state = 'approved' THEN 1 ELSE 0 END) by Example</w:t>
-      </w:r>
-    </w:p>
-    <w:p>
-      <w:proofErr w:type="gramStart"/>
-      <w:r>
-        <w:t>Let’s</w:t>
-      </w:r>
-      <w:proofErr w:type="gramEnd"/>
-      <w:r>
-        <w:t xml:space="preserve"> walk through a simple dataset to see how that conditional aggregation counts only “approved” rows.</w:t>
+        <w:t>Explaining approved_count = SUM(CASE WHEN state = 'approved' THEN 1 ELSE 0 END) by Example</w:t>
+      </w:r>
+    </w:p>
+    <w:p>
+      <w:r>
+        <w:t>Let’s walk through a simple dataset to see how that conditional aggregation counts only “approved” rows.</w:t>
       </w:r>
     </w:p>
     <w:p>
@@ -1756,7 +1330,6 @@
                 <w:bCs/>
               </w:rPr>
             </w:pPr>
-            <w:proofErr w:type="spellStart"/>
             <w:r>
               <w:rPr>
                 <w:b/>
@@ -1764,7 +1337,6 @@
               </w:rPr>
               <w:t>trans_date</w:t>
             </w:r>
-            <w:proofErr w:type="spellEnd"/>
           </w:p>
         </w:tc>
       </w:tr>
@@ -2221,15 +1793,7 @@
     </w:p>
     <w:p>
       <w:r>
-        <w:t xml:space="preserve">When you wrap that CASE in </w:t>
-      </w:r>
-      <w:proofErr w:type="gramStart"/>
-      <w:r>
-        <w:t>SUM(</w:t>
-      </w:r>
-      <w:proofErr w:type="gramEnd"/>
-      <w:r>
-        <w:t>), you add up all the 1s and 0s within each group:</w:t>
+        <w:t>When you wrap that CASE in SUM(), you add up all the 1s and 0s within each group:</w:t>
       </w:r>
     </w:p>
     <w:p>
@@ -2239,31 +1803,7 @@
     </w:p>
     <w:p>
       <w:r>
-        <w:t xml:space="preserve">  </w:t>
-      </w:r>
-      <w:proofErr w:type="gramStart"/>
-      <w:r>
-        <w:t>CONVERT(char(</w:t>
-      </w:r>
-      <w:proofErr w:type="gramEnd"/>
-      <w:r>
-        <w:t xml:space="preserve">7), </w:t>
-      </w:r>
-      <w:proofErr w:type="spellStart"/>
-      <w:r>
-        <w:t>trans_date</w:t>
-      </w:r>
-      <w:proofErr w:type="spellEnd"/>
-      <w:r>
-        <w:t xml:space="preserve">, 120) AS </w:t>
-      </w:r>
-      <w:proofErr w:type="spellStart"/>
-      <w:r>
-        <w:t>MonthKey</w:t>
-      </w:r>
-      <w:proofErr w:type="spellEnd"/>
-      <w:r>
-        <w:t>,</w:t>
+        <w:t xml:space="preserve">  CONVERT(char(7), trans_date, 120) AS MonthKey,</w:t>
       </w:r>
     </w:p>
     <w:p>
@@ -2273,47 +1813,18 @@
     </w:p>
     <w:p>
       <w:r>
-        <w:t xml:space="preserve">  </w:t>
-      </w:r>
-      <w:proofErr w:type="gramStart"/>
-      <w:r>
-        <w:t>COUNT(</w:t>
-      </w:r>
-      <w:proofErr w:type="gramEnd"/>
-      <w:r>
-        <w:t xml:space="preserve">*)                                        AS </w:t>
-      </w:r>
-      <w:proofErr w:type="spellStart"/>
-      <w:r>
-        <w:t>trans_count</w:t>
-      </w:r>
-      <w:proofErr w:type="spellEnd"/>
-      <w:r>
-        <w:t>,</w:t>
-      </w:r>
-    </w:p>
-    <w:p>
-      <w:r>
-        <w:t xml:space="preserve">  </w:t>
-      </w:r>
-      <w:proofErr w:type="gramStart"/>
-      <w:r>
-        <w:t>SUM(</w:t>
-      </w:r>
-      <w:proofErr w:type="gramEnd"/>
-      <w:r>
-        <w:t xml:space="preserve">CASE WHEN state = 'approved' THEN 1 ELSE 0 END) </w:t>
-      </w:r>
-    </w:p>
-    <w:p>
-      <w:r>
-        <w:t xml:space="preserve">                                                  AS </w:t>
-      </w:r>
-      <w:proofErr w:type="spellStart"/>
-      <w:r>
-        <w:t>approved_count</w:t>
-      </w:r>
-      <w:proofErr w:type="spellEnd"/>
+        <w:t xml:space="preserve">  COUNT(*)                                        AS trans_count,</w:t>
+      </w:r>
+    </w:p>
+    <w:p>
+      <w:r>
+        <w:t xml:space="preserve">  SUM(CASE WHEN state = 'approved' THEN 1 ELSE 0 END) </w:t>
+      </w:r>
+    </w:p>
+    <w:p>
+      <w:r>
+        <w:t xml:space="preserve">                                                  AS approved_count</w:t>
+      </w:r>
     </w:p>
     <w:p>
       <w:r>
@@ -2327,23 +1838,7 @@
     </w:p>
     <w:p>
       <w:r>
-        <w:t xml:space="preserve">  </w:t>
-      </w:r>
-      <w:proofErr w:type="gramStart"/>
-      <w:r>
-        <w:t>CONVERT(char(</w:t>
-      </w:r>
-      <w:proofErr w:type="gramEnd"/>
-      <w:r>
-        <w:t xml:space="preserve">7), </w:t>
-      </w:r>
-      <w:proofErr w:type="spellStart"/>
-      <w:r>
-        <w:t>trans_date</w:t>
-      </w:r>
-      <w:proofErr w:type="spellEnd"/>
-      <w:r>
-        <w:t>, 120),</w:t>
+        <w:t xml:space="preserve">  CONVERT(char(7), trans_date, 120),</w:t>
       </w:r>
     </w:p>
     <w:p>
@@ -2409,7 +1904,6 @@
                 <w:bCs/>
               </w:rPr>
             </w:pPr>
-            <w:proofErr w:type="spellStart"/>
             <w:r>
               <w:rPr>
                 <w:b/>
@@ -2417,7 +1911,6 @@
               </w:rPr>
               <w:t>MonthKey</w:t>
             </w:r>
-            <w:proofErr w:type="spellEnd"/>
           </w:p>
         </w:tc>
         <w:tc>
@@ -2455,7 +1948,6 @@
                 <w:bCs/>
               </w:rPr>
             </w:pPr>
-            <w:proofErr w:type="spellStart"/>
             <w:r>
               <w:rPr>
                 <w:b/>
@@ -2463,7 +1955,6 @@
               </w:rPr>
               <w:t>trans_count</w:t>
             </w:r>
-            <w:proofErr w:type="spellEnd"/>
           </w:p>
         </w:tc>
         <w:tc>
@@ -2479,7 +1970,6 @@
                 <w:bCs/>
               </w:rPr>
             </w:pPr>
-            <w:proofErr w:type="spellStart"/>
             <w:r>
               <w:rPr>
                 <w:b/>
@@ -2487,7 +1977,6 @@
               </w:rPr>
               <w:t>approved_count</w:t>
             </w:r>
-            <w:proofErr w:type="spellEnd"/>
           </w:p>
         </w:tc>
       </w:tr>
@@ -2605,21 +2094,12 @@
           <w:numId w:val="6"/>
         </w:numPr>
       </w:pPr>
-      <w:proofErr w:type="spellStart"/>
       <w:r>
         <w:rPr>
           <w:b/>
           <w:bCs/>
         </w:rPr>
-        <w:t>trans_count</w:t>
-      </w:r>
-      <w:proofErr w:type="spellEnd"/>
-      <w:r>
-        <w:rPr>
-          <w:b/>
-          <w:bCs/>
-        </w:rPr>
-        <w:t xml:space="preserve"> = 3</w:t>
+        <w:t>trans_count = 3</w:t>
       </w:r>
       <w:r>
         <w:t xml:space="preserve"> for US because there are three rows with country = US.</w:t>
@@ -2632,22 +2112,13 @@
           <w:numId w:val="6"/>
         </w:numPr>
       </w:pPr>
-      <w:proofErr w:type="spellStart"/>
       <w:r>
         <w:rPr>
           <w:b/>
           <w:bCs/>
         </w:rPr>
         <w:lastRenderedPageBreak/>
-        <w:t>approved_count</w:t>
-      </w:r>
-      <w:proofErr w:type="spellEnd"/>
-      <w:r>
-        <w:rPr>
-          <w:b/>
-          <w:bCs/>
-        </w:rPr>
-        <w:t xml:space="preserve"> = 2</w:t>
+        <w:t>approved_count = 2</w:t>
       </w:r>
       <w:r>
         <w:t xml:space="preserve"> for US because only two of those three rows have state = 'approved'.</w:t>
@@ -2752,15 +2223,7 @@
         <w:t>🧠</w:t>
       </w:r>
       <w:r>
-        <w:t xml:space="preserve"> Bonus: Using </w:t>
-      </w:r>
-      <w:proofErr w:type="gramStart"/>
-      <w:r>
-        <w:t>RANK(</w:t>
-      </w:r>
-      <w:proofErr w:type="gramEnd"/>
-      <w:r>
-        <w:t>) for More Control</w:t>
+        <w:t xml:space="preserve"> Bonus: Using RANK() for More Control</w:t>
       </w:r>
     </w:p>
     <w:p>
@@ -2810,33 +2273,8 @@
           <w:b/>
           <w:bCs/>
         </w:rPr>
-        <w:t xml:space="preserve">    SELECT salary, </w:t>
-      </w:r>
-      <w:proofErr w:type="gramStart"/>
-      <w:r>
-        <w:rPr>
-          <w:b/>
-          <w:bCs/>
-        </w:rPr>
-        <w:t>RANK(</w:t>
-      </w:r>
-      <w:proofErr w:type="gramEnd"/>
-      <w:r>
-        <w:rPr>
-          <w:b/>
-          <w:bCs/>
-        </w:rPr>
-        <w:t xml:space="preserve">) OVER (ORDER BY salary DESC) AS </w:t>
-      </w:r>
-      <w:proofErr w:type="spellStart"/>
-      <w:r>
-        <w:rPr>
-          <w:b/>
-          <w:bCs/>
-        </w:rPr>
-        <w:t>rnk</w:t>
-      </w:r>
-      <w:proofErr w:type="spellEnd"/>
+        <w:t xml:space="preserve">    SELECT salary, RANK() OVER (ORDER BY salary DESC) AS rnk</w:t>
+      </w:r>
     </w:p>
     <w:p>
       <w:pPr>
@@ -2865,76 +2303,35 @@
           <w:b/>
           <w:bCs/>
         </w:rPr>
-        <w:t xml:space="preserve">) </w:t>
-      </w:r>
-      <w:proofErr w:type="gramStart"/>
-      <w:r>
+        <w:t>) ranked</w:t>
+      </w:r>
+    </w:p>
+    <w:p>
+      <w:pPr>
         <w:rPr>
           <w:b/>
           <w:bCs/>
         </w:rPr>
-        <w:t>ranked</w:t>
-      </w:r>
-      <w:proofErr w:type="gramEnd"/>
-    </w:p>
-    <w:p>
-      <w:pPr>
+      </w:pPr>
+      <w:r>
         <w:rPr>
           <w:b/>
           <w:bCs/>
         </w:rPr>
-      </w:pPr>
-      <w:r>
+        <w:t>WHERE rnk = 2;</w:t>
+      </w:r>
+    </w:p>
+    <w:p>
+      <w:pPr>
         <w:rPr>
           <w:b/>
           <w:bCs/>
         </w:rPr>
-        <w:t xml:space="preserve">WHERE </w:t>
-      </w:r>
-      <w:proofErr w:type="spellStart"/>
-      <w:r>
-        <w:rPr>
-          <w:b/>
-          <w:bCs/>
-        </w:rPr>
-        <w:t>rnk</w:t>
-      </w:r>
-      <w:proofErr w:type="spellEnd"/>
-      <w:r>
-        <w:rPr>
-          <w:b/>
-          <w:bCs/>
-        </w:rPr>
-        <w:t xml:space="preserve"> = 2;</w:t>
-      </w:r>
-    </w:p>
-    <w:p>
-      <w:pPr>
-        <w:rPr>
-          <w:b/>
-          <w:bCs/>
-        </w:rPr>
-      </w:pPr>
-    </w:p>
-    <w:p>
-      <w:r>
-        <w:t xml:space="preserve">Absolutely Ganapathi! </w:t>
-      </w:r>
-      <w:proofErr w:type="gramStart"/>
-      <w:r>
-        <w:t>Here's</w:t>
-      </w:r>
-      <w:proofErr w:type="gramEnd"/>
-      <w:r>
-        <w:t xml:space="preserve"> a clear, structured set of technical notes explaining the process of using ROW_</w:t>
-      </w:r>
-      <w:proofErr w:type="gramStart"/>
-      <w:r>
-        <w:t>NUMBER(</w:t>
-      </w:r>
-      <w:proofErr w:type="gramEnd"/>
-      <w:r>
-        <w:t>) to group consecutive identical values—perfect for your onboarding modules or cheat sheet library.</w:t>
+      </w:pPr>
+    </w:p>
+    <w:p>
+      <w:r>
+        <w:t>Absolutely Ganapathi! Here's a clear, structured set of technical notes explaining the process of using ROW_NUMBER() to group consecutive identical values—perfect for your onboarding modules or cheat sheet library.</w:t>
       </w:r>
     </w:p>
     <w:p>
@@ -2950,7 +2347,7 @@
           <w:bCs/>
         </w:rPr>
         <w:pict w14:anchorId="16BAA2D7">
-          <v:rect id="_x0000_i1085" style="width:0;height:1.5pt" o:hralign="center" o:hrstd="t" o:hr="t" fillcolor="#a0a0a0" stroked="f"/>
+          <v:rect id="_x0000_i1037" style="width:0;height:1.5pt" o:hralign="center" o:hrstd="t" o:hr="t" fillcolor="#a0a0a0" stroked="f"/>
         </w:pict>
       </w:r>
     </w:p>
@@ -2972,15 +2369,7 @@
         <w:t>EY</w:t>
       </w:r>
       <w:r>
-        <w:t>: Grouping Consecutive Rows Using ROW_</w:t>
-      </w:r>
-      <w:proofErr w:type="gramStart"/>
-      <w:r>
-        <w:t>NUMBER(</w:t>
-      </w:r>
-      <w:proofErr w:type="gramEnd"/>
-      <w:r>
-        <w:t>)</w:t>
+        <w:t>: Grouping Consecutive Rows Using ROW_NUMBER()</w:t>
       </w:r>
     </w:p>
     <w:p>
@@ -2996,29 +2385,13 @@
     </w:p>
     <w:p>
       <w:r>
-        <w:t>ROW_</w:t>
-      </w:r>
-      <w:proofErr w:type="gramStart"/>
-      <w:r>
-        <w:t>NUMBER(</w:t>
-      </w:r>
-      <w:proofErr w:type="gramEnd"/>
-      <w:r>
-        <w:t>) assigns a unique sequential number to each row based on a specified order. By comparing two ROW_</w:t>
-      </w:r>
-      <w:proofErr w:type="gramStart"/>
-      <w:r>
-        <w:t>NUMBER(</w:t>
-      </w:r>
-      <w:proofErr w:type="gramEnd"/>
-      <w:r>
-        <w:t>) values—one global and one partitioned—you can detect and group consecutive identical values.</w:t>
+        <w:t>ROW_NUMBER() assigns a unique sequential number to each row based on a specified order. By comparing two ROW_NUMBER() values—one global and one partitioned—you can detect and group consecutive identical values.</w:t>
       </w:r>
     </w:p>
     <w:p>
       <w:r>
         <w:pict w14:anchorId="1105C74F">
-          <v:rect id="_x0000_i1086" style="width:0;height:1.5pt" o:hralign="center" o:hrstd="t" o:hr="t" fillcolor="#a0a0a0" stroked="f"/>
+          <v:rect id="_x0000_i1038" style="width:0;height:1.5pt" o:hralign="center" o:hrstd="t" o:hr="t" fillcolor="#a0a0a0" stroked="f"/>
         </w:pict>
       </w:r>
     </w:p>
@@ -3086,11 +2459,9 @@
             <w:hideMark/>
           </w:tcPr>
           <w:p>
-            <w:proofErr w:type="spellStart"/>
             <w:r>
               <w:t>Visit_Date</w:t>
             </w:r>
-            <w:proofErr w:type="spellEnd"/>
           </w:p>
         </w:tc>
       </w:tr>
@@ -3263,11 +2634,9 @@
           <w:numId w:val="8"/>
         </w:numPr>
       </w:pPr>
-      <w:proofErr w:type="spellStart"/>
       <w:r>
         <w:t>Start_Date</w:t>
       </w:r>
-      <w:proofErr w:type="spellEnd"/>
     </w:p>
     <w:p>
       <w:pPr>
@@ -3276,16 +2645,14 @@
           <w:numId w:val="8"/>
         </w:numPr>
       </w:pPr>
-      <w:proofErr w:type="spellStart"/>
       <w:r>
         <w:t>End_Date</w:t>
       </w:r>
-      <w:proofErr w:type="spellEnd"/>
     </w:p>
     <w:p>
       <w:r>
         <w:pict w14:anchorId="25BBD3D4">
-          <v:rect id="_x0000_i1087" style="width:0;height:1.5pt" o:hralign="center" o:hrstd="t" o:hr="t" fillcolor="#a0a0a0" stroked="f"/>
+          <v:rect id="_x0000_i1039" style="width:0;height:1.5pt" o:hralign="center" o:hrstd="t" o:hr="t" fillcolor="#a0a0a0" stroked="f"/>
         </w:pict>
       </w:r>
     </w:p>
@@ -3297,88 +2664,29 @@
         <w:t>🔧</w:t>
       </w:r>
       <w:r>
-        <w:t xml:space="preserve"> </w:t>
-      </w:r>
-      <w:proofErr w:type="spellStart"/>
-      <w:r>
-        <w:t>PySpark</w:t>
-      </w:r>
-      <w:proofErr w:type="spellEnd"/>
-      <w:r>
-        <w:t xml:space="preserve"> Implementation</w:t>
-      </w:r>
-    </w:p>
-    <w:p>
-      <w:r>
-        <w:t xml:space="preserve">from </w:t>
-      </w:r>
-      <w:proofErr w:type="spellStart"/>
-      <w:r>
-        <w:t>pyspark.sql</w:t>
-      </w:r>
-      <w:proofErr w:type="spellEnd"/>
-      <w:r>
-        <w:t xml:space="preserve"> import </w:t>
-      </w:r>
-      <w:proofErr w:type="spellStart"/>
-      <w:r>
-        <w:t>SparkSession</w:t>
-      </w:r>
-      <w:proofErr w:type="spellEnd"/>
-    </w:p>
-    <w:p>
-      <w:r>
-        <w:t xml:space="preserve">from </w:t>
-      </w:r>
-      <w:proofErr w:type="spellStart"/>
-      <w:proofErr w:type="gramStart"/>
-      <w:r>
-        <w:t>pyspark.sql.functions</w:t>
-      </w:r>
-      <w:proofErr w:type="spellEnd"/>
-      <w:proofErr w:type="gramEnd"/>
-      <w:r>
-        <w:t xml:space="preserve"> import </w:t>
-      </w:r>
-      <w:proofErr w:type="spellStart"/>
-      <w:r>
-        <w:t>row_number</w:t>
-      </w:r>
-      <w:proofErr w:type="spellEnd"/>
-      <w:r>
-        <w:t>, col, min, max</w:t>
-      </w:r>
-    </w:p>
-    <w:p>
-      <w:r>
-        <w:t xml:space="preserve">from </w:t>
-      </w:r>
-      <w:proofErr w:type="spellStart"/>
-      <w:proofErr w:type="gramStart"/>
-      <w:r>
-        <w:t>pyspark.sql.window</w:t>
-      </w:r>
-      <w:proofErr w:type="spellEnd"/>
-      <w:proofErr w:type="gramEnd"/>
-      <w:r>
-        <w:t xml:space="preserve"> import Window</w:t>
+        <w:t xml:space="preserve"> PySpark Implementation</w:t>
+      </w:r>
+    </w:p>
+    <w:p>
+      <w:r>
+        <w:t>from pyspark.sql import SparkSession</w:t>
+      </w:r>
+    </w:p>
+    <w:p>
+      <w:r>
+        <w:t>from pyspark.sql.functions import row_number, col, min, max</w:t>
+      </w:r>
+    </w:p>
+    <w:p>
+      <w:r>
+        <w:t>from pyspark.sql.window import Window</w:t>
       </w:r>
     </w:p>
     <w:p/>
     <w:p>
       <w:r>
         <w:lastRenderedPageBreak/>
-        <w:t xml:space="preserve">spark = </w:t>
-      </w:r>
-      <w:proofErr w:type="spellStart"/>
-      <w:proofErr w:type="gramStart"/>
-      <w:r>
-        <w:t>SparkSession.builder.getOrCreate</w:t>
-      </w:r>
-      <w:proofErr w:type="spellEnd"/>
-      <w:proofErr w:type="gramEnd"/>
-      <w:r>
-        <w:t>()</w:t>
+        <w:t>spark = SparkSession.builder.getOrCreate()</w:t>
       </w:r>
     </w:p>
     <w:p/>
@@ -3404,75 +2712,13 @@
     </w:p>
     <w:p/>
     <w:p>
-      <w:proofErr w:type="spellStart"/>
-      <w:r>
-        <w:t>df</w:t>
-      </w:r>
-      <w:proofErr w:type="spellEnd"/>
-      <w:r>
-        <w:t xml:space="preserve"> = </w:t>
-      </w:r>
-      <w:proofErr w:type="spellStart"/>
-      <w:proofErr w:type="gramStart"/>
-      <w:r>
-        <w:t>spark.createDataFrame</w:t>
-      </w:r>
-      <w:proofErr w:type="spellEnd"/>
-      <w:proofErr w:type="gramEnd"/>
-      <w:r>
-        <w:t>(data, ["CustomerID", "</w:t>
-      </w:r>
-      <w:proofErr w:type="spellStart"/>
-      <w:r>
-        <w:t>Visit_Date</w:t>
-      </w:r>
-      <w:proofErr w:type="spellEnd"/>
-      <w:r>
-        <w:t>"])</w:t>
-      </w:r>
-    </w:p>
-    <w:p>
-      <w:proofErr w:type="spellStart"/>
-      <w:r>
-        <w:t>df</w:t>
-      </w:r>
-      <w:proofErr w:type="spellEnd"/>
-      <w:r>
-        <w:t xml:space="preserve"> = </w:t>
-      </w:r>
-      <w:proofErr w:type="spellStart"/>
-      <w:proofErr w:type="gramStart"/>
-      <w:r>
-        <w:t>df.withColumn</w:t>
-      </w:r>
-      <w:proofErr w:type="spellEnd"/>
-      <w:proofErr w:type="gramEnd"/>
-      <w:r>
-        <w:t>("</w:t>
-      </w:r>
-      <w:proofErr w:type="spellStart"/>
-      <w:r>
-        <w:t>Visit_Date</w:t>
-      </w:r>
-      <w:proofErr w:type="spellEnd"/>
-      <w:r>
-        <w:t>", col("</w:t>
-      </w:r>
-      <w:proofErr w:type="spellStart"/>
-      <w:r>
-        <w:t>Visit_Date</w:t>
-      </w:r>
-      <w:proofErr w:type="spellEnd"/>
-      <w:r>
-        <w:t>"</w:t>
-      </w:r>
-      <w:proofErr w:type="gramStart"/>
-      <w:r>
-        <w:t>).cast</w:t>
-      </w:r>
-      <w:proofErr w:type="gramEnd"/>
-      <w:r>
-        <w:t>("date"))</w:t>
+      <w:r>
+        <w:t>df = spark.createDataFrame(data, ["CustomerID", "Visit_Date"])</w:t>
+      </w:r>
+    </w:p>
+    <w:p>
+      <w:r>
+        <w:t>df = df.withColumn("Visit_Date", col("Visit_Date").cast("date"))</w:t>
       </w:r>
     </w:p>
     <w:p/>
@@ -3482,379 +2728,74 @@
       </w:r>
     </w:p>
     <w:p>
-      <w:proofErr w:type="spellStart"/>
-      <w:r>
-        <w:t>w_global</w:t>
-      </w:r>
-      <w:proofErr w:type="spellEnd"/>
-      <w:r>
-        <w:t xml:space="preserve"> = </w:t>
-      </w:r>
-      <w:proofErr w:type="spellStart"/>
-      <w:r>
-        <w:t>Window.orderBy</w:t>
-      </w:r>
-      <w:proofErr w:type="spellEnd"/>
-      <w:r>
-        <w:t>("</w:t>
-      </w:r>
-      <w:proofErr w:type="spellStart"/>
-      <w:r>
-        <w:t>Visit_Date</w:t>
-      </w:r>
-      <w:proofErr w:type="spellEnd"/>
-      <w:r>
-        <w:t>")</w:t>
-      </w:r>
-    </w:p>
-    <w:p>
-      <w:proofErr w:type="spellStart"/>
-      <w:r>
-        <w:t>w_customer</w:t>
-      </w:r>
-      <w:proofErr w:type="spellEnd"/>
-      <w:r>
-        <w:t xml:space="preserve"> = </w:t>
-      </w:r>
-      <w:proofErr w:type="spellStart"/>
-      <w:r>
-        <w:t>Window.partitionBy</w:t>
-      </w:r>
-      <w:proofErr w:type="spellEnd"/>
-      <w:r>
-        <w:t>("CustomerID"</w:t>
-      </w:r>
-      <w:proofErr w:type="gramStart"/>
-      <w:r>
-        <w:t>).</w:t>
-      </w:r>
-      <w:proofErr w:type="spellStart"/>
-      <w:r>
-        <w:t>orderBy</w:t>
-      </w:r>
-      <w:proofErr w:type="spellEnd"/>
-      <w:proofErr w:type="gramEnd"/>
-      <w:r>
-        <w:t>("</w:t>
-      </w:r>
-      <w:proofErr w:type="spellStart"/>
-      <w:r>
-        <w:t>Visit_Date</w:t>
-      </w:r>
-      <w:proofErr w:type="spellEnd"/>
-      <w:r>
-        <w:t>")</w:t>
+      <w:r>
+        <w:t>w_global = Window.orderBy("Visit_Date")</w:t>
+      </w:r>
+    </w:p>
+    <w:p>
+      <w:r>
+        <w:t>w_customer = Window.partitionBy("CustomerID").orderBy("Visit_Date")</w:t>
       </w:r>
     </w:p>
     <w:p/>
     <w:p>
-      <w:proofErr w:type="spellStart"/>
-      <w:r>
-        <w:t>df</w:t>
-      </w:r>
-      <w:proofErr w:type="spellEnd"/>
-      <w:r>
-        <w:t xml:space="preserve"> = </w:t>
-      </w:r>
-      <w:proofErr w:type="spellStart"/>
-      <w:proofErr w:type="gramStart"/>
-      <w:r>
-        <w:t>df.withColumn</w:t>
-      </w:r>
-      <w:proofErr w:type="spellEnd"/>
-      <w:proofErr w:type="gramEnd"/>
-      <w:r>
-        <w:t>("</w:t>
-      </w:r>
-      <w:proofErr w:type="spellStart"/>
-      <w:r>
-        <w:t>rn_global</w:t>
-      </w:r>
-      <w:proofErr w:type="spellEnd"/>
-      <w:r>
-        <w:t xml:space="preserve">", </w:t>
-      </w:r>
-      <w:proofErr w:type="spellStart"/>
-      <w:r>
-        <w:t>row_number</w:t>
-      </w:r>
-      <w:proofErr w:type="spellEnd"/>
-      <w:r>
-        <w:t>(</w:t>
-      </w:r>
-      <w:proofErr w:type="gramStart"/>
-      <w:r>
-        <w:t>).over</w:t>
-      </w:r>
-      <w:proofErr w:type="gramEnd"/>
-      <w:r>
-        <w:t>(</w:t>
-      </w:r>
-      <w:proofErr w:type="spellStart"/>
-      <w:r>
-        <w:t>w_global</w:t>
-      </w:r>
-      <w:proofErr w:type="spellEnd"/>
-      <w:r>
-        <w:t>))</w:t>
-      </w:r>
-    </w:p>
-    <w:p>
-      <w:proofErr w:type="spellStart"/>
-      <w:r>
-        <w:t>df</w:t>
-      </w:r>
-      <w:proofErr w:type="spellEnd"/>
-      <w:r>
-        <w:t xml:space="preserve"> = </w:t>
-      </w:r>
-      <w:proofErr w:type="spellStart"/>
-      <w:proofErr w:type="gramStart"/>
-      <w:r>
-        <w:t>df.withColumn</w:t>
-      </w:r>
-      <w:proofErr w:type="spellEnd"/>
-      <w:proofErr w:type="gramEnd"/>
-      <w:r>
-        <w:t>("</w:t>
-      </w:r>
-      <w:proofErr w:type="spellStart"/>
-      <w:r>
-        <w:t>rn_customer</w:t>
-      </w:r>
-      <w:proofErr w:type="spellEnd"/>
-      <w:r>
-        <w:t xml:space="preserve">", </w:t>
-      </w:r>
-      <w:proofErr w:type="spellStart"/>
-      <w:r>
-        <w:t>row_number</w:t>
-      </w:r>
-      <w:proofErr w:type="spellEnd"/>
-      <w:r>
-        <w:t>(</w:t>
-      </w:r>
-      <w:proofErr w:type="gramStart"/>
-      <w:r>
-        <w:t>).over</w:t>
-      </w:r>
-      <w:proofErr w:type="gramEnd"/>
-      <w:r>
-        <w:t>(</w:t>
-      </w:r>
-      <w:proofErr w:type="spellStart"/>
-      <w:r>
-        <w:t>w_customer</w:t>
-      </w:r>
-      <w:proofErr w:type="spellEnd"/>
-      <w:r>
-        <w:t>))</w:t>
+      <w:r>
+        <w:t>df = df.withColumn("rn_global", row_number().over(w_global))</w:t>
+      </w:r>
+    </w:p>
+    <w:p>
+      <w:r>
+        <w:t>df = df.withColumn("rn_customer", row_number().over(w_customer))</w:t>
       </w:r>
     </w:p>
     <w:p/>
     <w:p>
       <w:r>
-        <w:t xml:space="preserve"># Step 2: Compute </w:t>
-      </w:r>
-      <w:proofErr w:type="spellStart"/>
-      <w:r>
-        <w:t>group_id</w:t>
-      </w:r>
-      <w:proofErr w:type="spellEnd"/>
-    </w:p>
-    <w:p>
-      <w:proofErr w:type="spellStart"/>
-      <w:r>
-        <w:t>df</w:t>
-      </w:r>
-      <w:proofErr w:type="spellEnd"/>
-      <w:r>
-        <w:t xml:space="preserve"> = </w:t>
-      </w:r>
-      <w:proofErr w:type="spellStart"/>
-      <w:proofErr w:type="gramStart"/>
-      <w:r>
-        <w:t>df.withColumn</w:t>
-      </w:r>
-      <w:proofErr w:type="spellEnd"/>
-      <w:proofErr w:type="gramEnd"/>
-      <w:r>
-        <w:t>("</w:t>
-      </w:r>
-      <w:proofErr w:type="spellStart"/>
-      <w:r>
-        <w:t>group_id</w:t>
-      </w:r>
-      <w:proofErr w:type="spellEnd"/>
-      <w:r>
-        <w:t>", col("</w:t>
-      </w:r>
-      <w:proofErr w:type="spellStart"/>
-      <w:r>
-        <w:t>rn_global</w:t>
-      </w:r>
-      <w:proofErr w:type="spellEnd"/>
-      <w:r>
-        <w:t>") - col("</w:t>
-      </w:r>
-      <w:proofErr w:type="spellStart"/>
-      <w:r>
-        <w:t>rn_customer</w:t>
-      </w:r>
-      <w:proofErr w:type="spellEnd"/>
-      <w:r>
-        <w:t>"))</w:t>
+        <w:t># Step 2: Compute group_id</w:t>
+      </w:r>
+    </w:p>
+    <w:p>
+      <w:r>
+        <w:t>df = df.withColumn("group_id", col("rn_global") - col("rn_customer"))</w:t>
       </w:r>
     </w:p>
     <w:p/>
     <w:p>
       <w:r>
-        <w:t xml:space="preserve"># Step 3: Aggregate by </w:t>
-      </w:r>
-      <w:proofErr w:type="spellStart"/>
-      <w:r>
-        <w:t>group_id</w:t>
-      </w:r>
-      <w:proofErr w:type="spellEnd"/>
-    </w:p>
-    <w:p>
-      <w:r>
-        <w:t xml:space="preserve">result = </w:t>
-      </w:r>
-      <w:proofErr w:type="spellStart"/>
-      <w:proofErr w:type="gramStart"/>
-      <w:r>
-        <w:t>df.groupBy</w:t>
-      </w:r>
-      <w:proofErr w:type="spellEnd"/>
-      <w:proofErr w:type="gramEnd"/>
-      <w:r>
-        <w:t>("</w:t>
-      </w:r>
-      <w:proofErr w:type="spellStart"/>
-      <w:r>
-        <w:t>group_id</w:t>
-      </w:r>
-      <w:proofErr w:type="spellEnd"/>
-      <w:r>
-        <w:t>", "CustomerID"</w:t>
-      </w:r>
-      <w:proofErr w:type="gramStart"/>
-      <w:r>
-        <w:t>).</w:t>
-      </w:r>
-      <w:proofErr w:type="spellStart"/>
-      <w:r>
-        <w:t>agg</w:t>
-      </w:r>
-      <w:proofErr w:type="spellEnd"/>
-      <w:proofErr w:type="gramEnd"/>
-      <w:r>
-        <w:t>(</w:t>
-      </w:r>
-    </w:p>
-    <w:p>
-      <w:r>
-        <w:t xml:space="preserve">    min("</w:t>
-      </w:r>
-      <w:proofErr w:type="spellStart"/>
-      <w:r>
-        <w:t>Visit_Date</w:t>
-      </w:r>
-      <w:proofErr w:type="spellEnd"/>
-      <w:r>
-        <w:t>"</w:t>
-      </w:r>
-      <w:proofErr w:type="gramStart"/>
-      <w:r>
-        <w:t>).alias</w:t>
-      </w:r>
-      <w:proofErr w:type="gramEnd"/>
-      <w:r>
-        <w:t>("</w:t>
-      </w:r>
-      <w:proofErr w:type="spellStart"/>
-      <w:r>
-        <w:t>Start_Date</w:t>
-      </w:r>
-      <w:proofErr w:type="spellEnd"/>
-      <w:r>
-        <w:t>"),</w:t>
-      </w:r>
-    </w:p>
-    <w:p>
-      <w:r>
-        <w:t xml:space="preserve">    max("</w:t>
-      </w:r>
-      <w:proofErr w:type="spellStart"/>
-      <w:r>
-        <w:t>Visit_Date</w:t>
-      </w:r>
-      <w:proofErr w:type="spellEnd"/>
-      <w:r>
-        <w:t>"</w:t>
-      </w:r>
-      <w:proofErr w:type="gramStart"/>
-      <w:r>
-        <w:t>).alias</w:t>
-      </w:r>
-      <w:proofErr w:type="gramEnd"/>
-      <w:r>
-        <w:t>("</w:t>
-      </w:r>
-      <w:proofErr w:type="spellStart"/>
-      <w:r>
-        <w:t>End_Date</w:t>
-      </w:r>
-      <w:proofErr w:type="spellEnd"/>
-      <w:r>
-        <w:t>")</w:t>
-      </w:r>
-    </w:p>
-    <w:p>
-      <w:proofErr w:type="gramStart"/>
-      <w:r>
-        <w:t>).select</w:t>
-      </w:r>
-      <w:proofErr w:type="gramEnd"/>
-      <w:r>
-        <w:t>("CustomerID", "</w:t>
-      </w:r>
-      <w:proofErr w:type="spellStart"/>
-      <w:r>
-        <w:t>Start_Date</w:t>
-      </w:r>
-      <w:proofErr w:type="spellEnd"/>
-      <w:r>
-        <w:t>", "</w:t>
-      </w:r>
-      <w:proofErr w:type="spellStart"/>
-      <w:r>
-        <w:t>End_Date</w:t>
-      </w:r>
-      <w:proofErr w:type="spellEnd"/>
-      <w:r>
-        <w:t>")</w:t>
+        <w:t># Step 3: Aggregate by group_id</w:t>
+      </w:r>
+    </w:p>
+    <w:p>
+      <w:r>
+        <w:t>result = df.groupBy("group_id", "CustomerID").agg(</w:t>
+      </w:r>
+    </w:p>
+    <w:p>
+      <w:r>
+        <w:t xml:space="preserve">    min("Visit_Date").alias("Start_Date"),</w:t>
+      </w:r>
+    </w:p>
+    <w:p>
+      <w:r>
+        <w:t xml:space="preserve">    max("Visit_Date").alias("End_Date")</w:t>
+      </w:r>
+    </w:p>
+    <w:p>
+      <w:r>
+        <w:t>).select("CustomerID", "Start_Date", "End_Date")</w:t>
       </w:r>
     </w:p>
     <w:p/>
     <w:p>
-      <w:proofErr w:type="spellStart"/>
-      <w:proofErr w:type="gramStart"/>
       <w:r>
         <w:lastRenderedPageBreak/>
-        <w:t>result.show</w:t>
-      </w:r>
-      <w:proofErr w:type="spellEnd"/>
-      <w:proofErr w:type="gramEnd"/>
-      <w:r>
-        <w:t>()</w:t>
+        <w:t>result.show()</w:t>
       </w:r>
     </w:p>
     <w:p>
       <w:r>
         <w:pict w14:anchorId="31BA3359">
-          <v:rect id="_x0000_i1088" style="width:0;height:1.5pt" o:hralign="center" o:hrstd="t" o:hr="t" fillcolor="#a0a0a0" stroked="f"/>
+          <v:rect id="_x0000_i1040" style="width:0;height:1.5pt" o:hralign="center" o:hrstd="t" o:hr="t" fillcolor="#a0a0a0" stroked="f"/>
         </w:pict>
       </w:r>
     </w:p>
@@ -3881,58 +2822,13 @@
     </w:p>
     <w:p>
       <w:r>
-        <w:t xml:space="preserve">         ROW_</w:t>
-      </w:r>
-      <w:proofErr w:type="gramStart"/>
-      <w:r>
-        <w:t>NUMBER(</w:t>
-      </w:r>
-      <w:proofErr w:type="gramEnd"/>
-      <w:r>
-        <w:t xml:space="preserve">) OVER (ORDER BY </w:t>
-      </w:r>
-      <w:proofErr w:type="spellStart"/>
-      <w:r>
-        <w:t>Visit_Date</w:t>
-      </w:r>
-      <w:proofErr w:type="spellEnd"/>
-      <w:r>
-        <w:t xml:space="preserve">) AS </w:t>
-      </w:r>
-      <w:proofErr w:type="spellStart"/>
-      <w:r>
-        <w:t>rn_global</w:t>
-      </w:r>
-      <w:proofErr w:type="spellEnd"/>
-      <w:r>
-        <w:t>,</w:t>
-      </w:r>
-    </w:p>
-    <w:p>
-      <w:r>
-        <w:t xml:space="preserve">         ROW_</w:t>
-      </w:r>
-      <w:proofErr w:type="gramStart"/>
-      <w:r>
-        <w:t>NUMBER(</w:t>
-      </w:r>
-      <w:proofErr w:type="gramEnd"/>
-      <w:r>
-        <w:t xml:space="preserve">) OVER (PARTITION BY CustomerID ORDER BY </w:t>
-      </w:r>
-      <w:proofErr w:type="spellStart"/>
-      <w:r>
-        <w:t>Visit_Date</w:t>
-      </w:r>
-      <w:proofErr w:type="spellEnd"/>
-      <w:r>
-        <w:t xml:space="preserve">) AS </w:t>
-      </w:r>
-      <w:proofErr w:type="spellStart"/>
-      <w:r>
-        <w:t>rn_customer</w:t>
-      </w:r>
-      <w:proofErr w:type="spellEnd"/>
+        <w:t xml:space="preserve">         ROW_NUMBER() OVER (ORDER BY Visit_Date) AS rn_global,</w:t>
+      </w:r>
+    </w:p>
+    <w:p>
+      <w:r>
+        <w:t xml:space="preserve">         ROW_NUMBER() OVER (PARTITION BY CustomerID ORDER BY Visit_Date) AS rn_customer</w:t>
+      </w:r>
     </w:p>
     <w:p>
       <w:r>
@@ -3956,29 +2852,8 @@
     </w:p>
     <w:p>
       <w:r>
-        <w:t xml:space="preserve">         </w:t>
-      </w:r>
-      <w:proofErr w:type="spellStart"/>
-      <w:r>
-        <w:t>rn_global</w:t>
-      </w:r>
-      <w:proofErr w:type="spellEnd"/>
-      <w:r>
-        <w:t xml:space="preserve"> - </w:t>
-      </w:r>
-      <w:proofErr w:type="spellStart"/>
-      <w:r>
-        <w:t>rn_customer</w:t>
-      </w:r>
-      <w:proofErr w:type="spellEnd"/>
-      <w:r>
-        <w:t xml:space="preserve"> AS </w:t>
-      </w:r>
-      <w:proofErr w:type="spellStart"/>
-      <w:r>
-        <w:t>group_id</w:t>
-      </w:r>
-      <w:proofErr w:type="spellEnd"/>
+        <w:t xml:space="preserve">         rn_global - rn_customer AS group_id</w:t>
+      </w:r>
     </w:p>
     <w:p>
       <w:r>
@@ -3997,42 +2872,13 @@
     </w:p>
     <w:p>
       <w:r>
-        <w:t xml:space="preserve">       MIN(</w:t>
-      </w:r>
-      <w:proofErr w:type="spellStart"/>
-      <w:r>
-        <w:t>Visit_Date</w:t>
-      </w:r>
-      <w:proofErr w:type="spellEnd"/>
-      <w:r>
-        <w:t xml:space="preserve">) AS </w:t>
-      </w:r>
-      <w:proofErr w:type="spellStart"/>
-      <w:r>
-        <w:t>Start_Date</w:t>
-      </w:r>
-      <w:proofErr w:type="spellEnd"/>
-      <w:r>
-        <w:t>,</w:t>
-      </w:r>
-    </w:p>
-    <w:p>
-      <w:r>
-        <w:t xml:space="preserve">       MAX(</w:t>
-      </w:r>
-      <w:proofErr w:type="spellStart"/>
-      <w:r>
-        <w:t>Visit_Date</w:t>
-      </w:r>
-      <w:proofErr w:type="spellEnd"/>
-      <w:r>
-        <w:t xml:space="preserve">) AS </w:t>
-      </w:r>
-      <w:proofErr w:type="spellStart"/>
-      <w:r>
-        <w:t>End_Date</w:t>
-      </w:r>
-      <w:proofErr w:type="spellEnd"/>
+        <w:t xml:space="preserve">       MIN(Visit_Date) AS Start_Date,</w:t>
+      </w:r>
+    </w:p>
+    <w:p>
+      <w:r>
+        <w:t xml:space="preserve">       MAX(Visit_Date) AS End_Date</w:t>
+      </w:r>
     </w:p>
     <w:p>
       <w:r>
@@ -4041,31 +2887,18 @@
     </w:p>
     <w:p>
       <w:r>
-        <w:t xml:space="preserve">GROUP BY CustomerID, </w:t>
-      </w:r>
-      <w:proofErr w:type="spellStart"/>
-      <w:r>
-        <w:t>group_id</w:t>
-      </w:r>
-      <w:proofErr w:type="spellEnd"/>
-    </w:p>
-    <w:p>
-      <w:r>
-        <w:t xml:space="preserve">ORDER BY </w:t>
-      </w:r>
-      <w:proofErr w:type="spellStart"/>
-      <w:r>
-        <w:t>Start_Date</w:t>
-      </w:r>
-      <w:proofErr w:type="spellEnd"/>
-      <w:r>
-        <w:t>;</w:t>
+        <w:t>GROUP BY CustomerID, group_id</w:t>
+      </w:r>
+    </w:p>
+    <w:p>
+      <w:r>
+        <w:t>ORDER BY Start_Date;</w:t>
       </w:r>
     </w:p>
     <w:p>
       <w:r>
         <w:pict w14:anchorId="4F50B42C">
-          <v:rect id="_x0000_i1089" style="width:0;height:1.5pt" o:hralign="center" o:hrstd="t" o:hr="t" fillcolor="#a0a0a0" stroked="f"/>
+          <v:rect id="_x0000_i1041" style="width:0;height:1.5pt" o:hralign="center" o:hrstd="t" o:hr="t" fillcolor="#a0a0a0" stroked="f"/>
         </w:pict>
       </w:r>
     </w:p>
@@ -4111,11 +2944,9 @@
             <w:hideMark/>
           </w:tcPr>
           <w:p>
-            <w:proofErr w:type="spellStart"/>
             <w:r>
               <w:t>Visit_Date</w:t>
             </w:r>
-            <w:proofErr w:type="spellEnd"/>
           </w:p>
         </w:tc>
         <w:tc>
@@ -4137,39 +2968,33 @@
             <w:hideMark/>
           </w:tcPr>
           <w:p>
-            <w:proofErr w:type="spellStart"/>
             <w:r>
               <w:t>rn_global</w:t>
             </w:r>
-            <w:proofErr w:type="spellEnd"/>
-          </w:p>
-        </w:tc>
-        <w:tc>
-          <w:tcPr>
-            <w:tcW w:w="0" w:type="auto"/>
-            <w:vAlign w:val="center"/>
-            <w:hideMark/>
-          </w:tcPr>
-          <w:p>
-            <w:proofErr w:type="spellStart"/>
+          </w:p>
+        </w:tc>
+        <w:tc>
+          <w:tcPr>
+            <w:tcW w:w="0" w:type="auto"/>
+            <w:vAlign w:val="center"/>
+            <w:hideMark/>
+          </w:tcPr>
+          <w:p>
             <w:r>
               <w:t>rn_customer</w:t>
             </w:r>
-            <w:proofErr w:type="spellEnd"/>
-          </w:p>
-        </w:tc>
-        <w:tc>
-          <w:tcPr>
-            <w:tcW w:w="0" w:type="auto"/>
-            <w:vAlign w:val="center"/>
-            <w:hideMark/>
-          </w:tcPr>
-          <w:p>
-            <w:proofErr w:type="spellStart"/>
+          </w:p>
+        </w:tc>
+        <w:tc>
+          <w:tcPr>
+            <w:tcW w:w="0" w:type="auto"/>
+            <w:vAlign w:val="center"/>
+            <w:hideMark/>
+          </w:tcPr>
+          <w:p>
             <w:r>
               <w:t>group_id</w:t>
             </w:r>
-            <w:proofErr w:type="spellEnd"/>
           </w:p>
         </w:tc>
       </w:tr>
@@ -4507,13 +3332,8 @@
           <w:numId w:val="9"/>
         </w:numPr>
       </w:pPr>
-      <w:proofErr w:type="spellStart"/>
-      <w:r>
-        <w:t>group_id</w:t>
-      </w:r>
-      <w:proofErr w:type="spellEnd"/>
-      <w:r>
-        <w:t xml:space="preserve"> is constant for consecutive identical CustomerID values.</w:t>
+      <w:r>
+        <w:t>group_id is constant for consecutive identical CustomerID values.</w:t>
       </w:r>
     </w:p>
     <w:p>
@@ -4524,29 +3344,13 @@
         </w:numPr>
       </w:pPr>
       <w:r>
-        <w:t xml:space="preserve">When CustomerID changes, </w:t>
-      </w:r>
-      <w:proofErr w:type="spellStart"/>
-      <w:r>
-        <w:t>rn_customer</w:t>
-      </w:r>
-      <w:proofErr w:type="spellEnd"/>
-      <w:r>
-        <w:t xml:space="preserve"> resets, so </w:t>
-      </w:r>
-      <w:proofErr w:type="spellStart"/>
-      <w:r>
-        <w:t>group_id</w:t>
-      </w:r>
-      <w:proofErr w:type="spellEnd"/>
-      <w:r>
-        <w:t xml:space="preserve"> changes.</w:t>
+        <w:t>When CustomerID changes, rn_customer resets, so group_id changes.</w:t>
       </w:r>
     </w:p>
     <w:p>
       <w:r>
         <w:pict w14:anchorId="661CE9D4">
-          <v:rect id="_x0000_i1090" style="width:0;height:1.5pt" o:hralign="center" o:hrstd="t" o:hr="t" fillcolor="#a0a0a0" stroked="f"/>
+          <v:rect id="_x0000_i1042" style="width:0;height:1.5pt" o:hralign="center" o:hrstd="t" o:hr="t" fillcolor="#a0a0a0" stroked="f"/>
         </w:pict>
       </w:r>
     </w:p>
@@ -4610,25 +3414,21 @@
             <w:hideMark/>
           </w:tcPr>
           <w:p>
-            <w:proofErr w:type="spellStart"/>
             <w:r>
               <w:t>Start_Date</w:t>
             </w:r>
-            <w:proofErr w:type="spellEnd"/>
-          </w:p>
-        </w:tc>
-        <w:tc>
-          <w:tcPr>
-            <w:tcW w:w="0" w:type="auto"/>
-            <w:vAlign w:val="center"/>
-            <w:hideMark/>
-          </w:tcPr>
-          <w:p>
-            <w:proofErr w:type="spellStart"/>
+          </w:p>
+        </w:tc>
+        <w:tc>
+          <w:tcPr>
+            <w:tcW w:w="0" w:type="auto"/>
+            <w:vAlign w:val="center"/>
+            <w:hideMark/>
+          </w:tcPr>
+          <w:p>
             <w:r>
               <w:t>End_Date</w:t>
             </w:r>
-            <w:proofErr w:type="spellEnd"/>
           </w:p>
         </w:tc>
       </w:tr>
@@ -4759,7 +3559,7 @@
     <w:p>
       <w:r>
         <w:pict w14:anchorId="7E434ECA">
-          <v:rect id="_x0000_i1091" style="width:0;height:1.5pt" o:hralign="center" o:hrstd="t" o:hr="t" fillcolor="#a0a0a0" stroked="f"/>
+          <v:rect id="_x0000_i1043" style="width:0;height:1.5pt" o:hralign="center" o:hrstd="t" o:hr="t" fillcolor="#a0a0a0" stroked="f"/>
         </w:pict>
       </w:r>
     </w:p>
@@ -4858,15 +3658,7 @@
           </w:tcPr>
           <w:p>
             <w:r>
-              <w:t>Assign ROW_</w:t>
-            </w:r>
-            <w:proofErr w:type="gramStart"/>
-            <w:r>
-              <w:t>NUMBER(</w:t>
-            </w:r>
-            <w:proofErr w:type="gramEnd"/>
-            <w:r>
-              <w:t>) globally and per group</w:t>
+              <w:t>Assign ROW_NUMBER() globally and per group</w:t>
             </w:r>
           </w:p>
         </w:tc>
@@ -4901,13 +3693,8 @@
           </w:tcPr>
           <w:p>
             <w:r>
-              <w:t xml:space="preserve">Subtract to create </w:t>
-            </w:r>
-            <w:proofErr w:type="spellStart"/>
-            <w:r>
-              <w:t>group_id</w:t>
-            </w:r>
-            <w:proofErr w:type="spellEnd"/>
+              <w:t>Subtract to create group_id</w:t>
+            </w:r>
           </w:p>
         </w:tc>
       </w:tr>
@@ -4941,15 +3728,7 @@
           </w:tcPr>
           <w:p>
             <w:r>
-              <w:t xml:space="preserve">Aggregate by </w:t>
-            </w:r>
-            <w:proofErr w:type="spellStart"/>
-            <w:r>
-              <w:t>group_id</w:t>
-            </w:r>
-            <w:proofErr w:type="spellEnd"/>
-            <w:r>
-              <w:t xml:space="preserve"> to get start/end dates</w:t>
+              <w:t>Aggregate by group_id to get start/end dates</w:t>
             </w:r>
           </w:p>
         </w:tc>
@@ -4962,6 +3741,1413 @@
           <w:bCs/>
         </w:rPr>
       </w:pPr>
+    </w:p>
+    <w:p>
+      <w:pPr>
+        <w:pStyle w:val="Heading1"/>
+      </w:pPr>
+      <w:r>
+        <w:rPr>
+          <w:rFonts w:ascii="Segoe UI Emoji" w:hAnsi="Segoe UI Emoji" w:cs="Segoe UI Emoji"/>
+        </w:rPr>
+        <w:t>📘</w:t>
+      </w:r>
+      <w:r>
+        <w:t xml:space="preserve"> PIVOT</w:t>
+      </w:r>
+    </w:p>
+    <w:p>
+      <w:r>
+        <w:t>Definition</w:t>
+      </w:r>
+    </w:p>
+    <w:p>
+      <w:pPr>
+        <w:numPr>
+          <w:ilvl w:val="0"/>
+          <w:numId w:val="10"/>
+        </w:numPr>
+      </w:pPr>
+      <w:r>
+        <w:t>The PIVOT operator transforms row values into columns.</w:t>
+      </w:r>
+    </w:p>
+    <w:p>
+      <w:pPr>
+        <w:numPr>
+          <w:ilvl w:val="0"/>
+          <w:numId w:val="10"/>
+        </w:numPr>
+      </w:pPr>
+      <w:r>
+        <w:t>Useful for summarizing and reshaping data for reporting.</w:t>
+      </w:r>
+    </w:p>
+    <w:p>
+      <w:r>
+        <w:lastRenderedPageBreak/>
+        <w:t>Key Characteristics</w:t>
+      </w:r>
+    </w:p>
+    <w:p>
+      <w:pPr>
+        <w:numPr>
+          <w:ilvl w:val="0"/>
+          <w:numId w:val="11"/>
+        </w:numPr>
+      </w:pPr>
+      <w:r>
+        <w:t>Requires an aggregate function (SUM, COUNT, AVG, etc.).</w:t>
+      </w:r>
+    </w:p>
+    <w:p>
+      <w:pPr>
+        <w:numPr>
+          <w:ilvl w:val="0"/>
+          <w:numId w:val="11"/>
+        </w:numPr>
+      </w:pPr>
+      <w:r>
+        <w:t>Needs a pivot column (the values that become new column headers).</w:t>
+      </w:r>
+    </w:p>
+    <w:p>
+      <w:pPr>
+        <w:numPr>
+          <w:ilvl w:val="0"/>
+          <w:numId w:val="11"/>
+        </w:numPr>
+      </w:pPr>
+      <w:r>
+        <w:t>The IN() clause must list the new column names explicitly (static in Fabric Warehouse).</w:t>
+      </w:r>
+    </w:p>
+    <w:p>
+      <w:pPr>
+        <w:numPr>
+          <w:ilvl w:val="0"/>
+          <w:numId w:val="11"/>
+        </w:numPr>
+      </w:pPr>
+      <w:r>
+        <w:t>Works best when the set of pivot values is known in advance.</w:t>
+      </w:r>
+    </w:p>
+    <w:p>
+      <w:r>
+        <w:t>Syntax (general form)</w:t>
+      </w:r>
+    </w:p>
+    <w:p>
+      <w:r>
+        <w:t>sql</w:t>
+      </w:r>
+    </w:p>
+    <w:p>
+      <w:r>
+        <w:t>SELECT &lt;non-pivoted columns&gt;, [PivotValue1], [PivotValue2], ...</w:t>
+      </w:r>
+    </w:p>
+    <w:p>
+      <w:r>
+        <w:t>FROM (</w:t>
+      </w:r>
+    </w:p>
+    <w:p>
+      <w:r>
+        <w:t xml:space="preserve">    SELECT &lt;columns to pivot&gt;</w:t>
+      </w:r>
+    </w:p>
+    <w:p>
+      <w:r>
+        <w:t xml:space="preserve">    FROM &lt;table&gt;</w:t>
+      </w:r>
+    </w:p>
+    <w:p>
+      <w:r>
+        <w:t>) AS src</w:t>
+      </w:r>
+    </w:p>
+    <w:p>
+      <w:r>
+        <w:t>PIVOT (</w:t>
+      </w:r>
+    </w:p>
+    <w:p>
+      <w:r>
+        <w:t xml:space="preserve">    &lt;aggregate_function&gt;(&lt;value_column&gt;)</w:t>
+      </w:r>
+    </w:p>
+    <w:p>
+      <w:r>
+        <w:t xml:space="preserve">    FOR &lt;pivot_column&gt; IN ([PivotValue1], [PivotValue2], ...)</w:t>
+      </w:r>
+    </w:p>
+    <w:p>
+      <w:r>
+        <w:t>) AS pvt;</w:t>
+      </w:r>
+    </w:p>
+    <w:p>
+      <w:r>
+        <w:t>Example: Employee Income Levels Suppose we want to count employees per department by income level.</w:t>
+      </w:r>
+    </w:p>
+    <w:p>
+      <w:r>
+        <w:t>Input Table: pr.employee</w:t>
+      </w:r>
+    </w:p>
+    <w:tbl>
+      <w:tblPr>
+        <w:tblW w:w="0" w:type="auto"/>
+        <w:tblCellSpacing w:w="15" w:type="dxa"/>
+        <w:tblBorders>
+          <w:top w:val="single" w:sz="4" w:space="0" w:color="auto"/>
+          <w:left w:val="single" w:sz="4" w:space="0" w:color="auto"/>
+          <w:bottom w:val="single" w:sz="4" w:space="0" w:color="auto"/>
+          <w:right w:val="single" w:sz="4" w:space="0" w:color="auto"/>
+          <w:insideH w:val="single" w:sz="4" w:space="0" w:color="auto"/>
+          <w:insideV w:val="single" w:sz="4" w:space="0" w:color="auto"/>
+        </w:tblBorders>
+        <w:tblCellMar>
+          <w:top w:w="15" w:type="dxa"/>
+          <w:left w:w="15" w:type="dxa"/>
+          <w:bottom w:w="15" w:type="dxa"/>
+          <w:right w:w="15" w:type="dxa"/>
+        </w:tblCellMar>
+        <w:tblLook w:val="04A0" w:firstRow="1" w:lastRow="0" w:firstColumn="1" w:lastColumn="0" w:noHBand="0" w:noVBand="1"/>
+      </w:tblPr>
+      <w:tblGrid>
+        <w:gridCol w:w="833"/>
+        <w:gridCol w:w="1268"/>
+        <w:gridCol w:w="1387"/>
+      </w:tblGrid>
+      <w:tr>
+        <w:trPr>
+          <w:tblHeader/>
+          <w:tblCellSpacing w:w="15" w:type="dxa"/>
+        </w:trPr>
+        <w:tc>
+          <w:tcPr>
+            <w:tcW w:w="0" w:type="auto"/>
+            <w:vAlign w:val="center"/>
+            <w:hideMark/>
+          </w:tcPr>
+          <w:p>
+            <w:r>
+              <w:t>emp_id</w:t>
+            </w:r>
+          </w:p>
+        </w:tc>
+        <w:tc>
+          <w:tcPr>
+            <w:tcW w:w="0" w:type="auto"/>
+            <w:vAlign w:val="center"/>
+            <w:hideMark/>
+          </w:tcPr>
+          <w:p>
+            <w:r>
+              <w:t>Department</w:t>
+            </w:r>
+          </w:p>
+        </w:tc>
+        <w:tc>
+          <w:tcPr>
+            <w:tcW w:w="0" w:type="auto"/>
+            <w:vAlign w:val="center"/>
+            <w:hideMark/>
+          </w:tcPr>
+          <w:p>
+            <w:r>
+              <w:t>income_level</w:t>
+            </w:r>
+          </w:p>
+        </w:tc>
+      </w:tr>
+      <w:tr>
+        <w:trPr>
+          <w:tblCellSpacing w:w="15" w:type="dxa"/>
+        </w:trPr>
+        <w:tc>
+          <w:tcPr>
+            <w:tcW w:w="0" w:type="auto"/>
+            <w:vAlign w:val="center"/>
+            <w:hideMark/>
+          </w:tcPr>
+          <w:p>
+            <w:r>
+              <w:t>1</w:t>
+            </w:r>
+          </w:p>
+        </w:tc>
+        <w:tc>
+          <w:tcPr>
+            <w:tcW w:w="0" w:type="auto"/>
+            <w:vAlign w:val="center"/>
+            <w:hideMark/>
+          </w:tcPr>
+          <w:p>
+            <w:r>
+              <w:t>IT</w:t>
+            </w:r>
+          </w:p>
+        </w:tc>
+        <w:tc>
+          <w:tcPr>
+            <w:tcW w:w="0" w:type="auto"/>
+            <w:vAlign w:val="center"/>
+            <w:hideMark/>
+          </w:tcPr>
+          <w:p>
+            <w:r>
+              <w:t>High</w:t>
+            </w:r>
+          </w:p>
+        </w:tc>
+      </w:tr>
+      <w:tr>
+        <w:trPr>
+          <w:tblCellSpacing w:w="15" w:type="dxa"/>
+        </w:trPr>
+        <w:tc>
+          <w:tcPr>
+            <w:tcW w:w="0" w:type="auto"/>
+            <w:vAlign w:val="center"/>
+            <w:hideMark/>
+          </w:tcPr>
+          <w:p>
+            <w:r>
+              <w:t>2</w:t>
+            </w:r>
+          </w:p>
+        </w:tc>
+        <w:tc>
+          <w:tcPr>
+            <w:tcW w:w="0" w:type="auto"/>
+            <w:vAlign w:val="center"/>
+            <w:hideMark/>
+          </w:tcPr>
+          <w:p>
+            <w:r>
+              <w:t>IT</w:t>
+            </w:r>
+          </w:p>
+        </w:tc>
+        <w:tc>
+          <w:tcPr>
+            <w:tcW w:w="0" w:type="auto"/>
+            <w:vAlign w:val="center"/>
+            <w:hideMark/>
+          </w:tcPr>
+          <w:p>
+            <w:r>
+              <w:t>Medium</w:t>
+            </w:r>
+          </w:p>
+        </w:tc>
+      </w:tr>
+      <w:tr>
+        <w:trPr>
+          <w:tblCellSpacing w:w="15" w:type="dxa"/>
+        </w:trPr>
+        <w:tc>
+          <w:tcPr>
+            <w:tcW w:w="0" w:type="auto"/>
+            <w:vAlign w:val="center"/>
+            <w:hideMark/>
+          </w:tcPr>
+          <w:p>
+            <w:r>
+              <w:t>3</w:t>
+            </w:r>
+          </w:p>
+        </w:tc>
+        <w:tc>
+          <w:tcPr>
+            <w:tcW w:w="0" w:type="auto"/>
+            <w:vAlign w:val="center"/>
+            <w:hideMark/>
+          </w:tcPr>
+          <w:p>
+            <w:r>
+              <w:t>HR</w:t>
+            </w:r>
+          </w:p>
+        </w:tc>
+        <w:tc>
+          <w:tcPr>
+            <w:tcW w:w="0" w:type="auto"/>
+            <w:vAlign w:val="center"/>
+            <w:hideMark/>
+          </w:tcPr>
+          <w:p>
+            <w:r>
+              <w:t>Low</w:t>
+            </w:r>
+          </w:p>
+        </w:tc>
+      </w:tr>
+      <w:tr>
+        <w:trPr>
+          <w:tblCellSpacing w:w="15" w:type="dxa"/>
+        </w:trPr>
+        <w:tc>
+          <w:tcPr>
+            <w:tcW w:w="0" w:type="auto"/>
+            <w:vAlign w:val="center"/>
+            <w:hideMark/>
+          </w:tcPr>
+          <w:p>
+            <w:r>
+              <w:t>4</w:t>
+            </w:r>
+          </w:p>
+        </w:tc>
+        <w:tc>
+          <w:tcPr>
+            <w:tcW w:w="0" w:type="auto"/>
+            <w:vAlign w:val="center"/>
+            <w:hideMark/>
+          </w:tcPr>
+          <w:p>
+            <w:r>
+              <w:t>HR</w:t>
+            </w:r>
+          </w:p>
+        </w:tc>
+        <w:tc>
+          <w:tcPr>
+            <w:tcW w:w="0" w:type="auto"/>
+            <w:vAlign w:val="center"/>
+            <w:hideMark/>
+          </w:tcPr>
+          <w:p>
+            <w:r>
+              <w:t>Medium</w:t>
+            </w:r>
+          </w:p>
+        </w:tc>
+      </w:tr>
+      <w:tr>
+        <w:trPr>
+          <w:tblCellSpacing w:w="15" w:type="dxa"/>
+        </w:trPr>
+        <w:tc>
+          <w:tcPr>
+            <w:tcW w:w="0" w:type="auto"/>
+            <w:vAlign w:val="center"/>
+            <w:hideMark/>
+          </w:tcPr>
+          <w:p>
+            <w:r>
+              <w:t>5</w:t>
+            </w:r>
+          </w:p>
+        </w:tc>
+        <w:tc>
+          <w:tcPr>
+            <w:tcW w:w="0" w:type="auto"/>
+            <w:vAlign w:val="center"/>
+            <w:hideMark/>
+          </w:tcPr>
+          <w:p>
+            <w:r>
+              <w:t>Finance</w:t>
+            </w:r>
+          </w:p>
+        </w:tc>
+        <w:tc>
+          <w:tcPr>
+            <w:tcW w:w="0" w:type="auto"/>
+            <w:vAlign w:val="center"/>
+            <w:hideMark/>
+          </w:tcPr>
+          <w:p>
+            <w:r>
+              <w:t>High</w:t>
+            </w:r>
+          </w:p>
+        </w:tc>
+      </w:tr>
+    </w:tbl>
+    <w:p>
+      <w:r>
+        <w:lastRenderedPageBreak/>
+        <w:t>Pivot Query</w:t>
+      </w:r>
+    </w:p>
+    <w:p>
+      <w:r>
+        <w:t>sql</w:t>
+      </w:r>
+    </w:p>
+    <w:p>
+      <w:r>
+        <w:t>SELECT Department, [High], [Medium], [Low]</w:t>
+      </w:r>
+    </w:p>
+    <w:p>
+      <w:r>
+        <w:t>FROM (</w:t>
+      </w:r>
+    </w:p>
+    <w:p>
+      <w:r>
+        <w:t xml:space="preserve">    SELECT emp_id, Department, income_level</w:t>
+      </w:r>
+    </w:p>
+    <w:p>
+      <w:r>
+        <w:t xml:space="preserve">    FROM pr.employee</w:t>
+      </w:r>
+    </w:p>
+    <w:p>
+      <w:r>
+        <w:t>) AS src</w:t>
+      </w:r>
+    </w:p>
+    <w:p>
+      <w:r>
+        <w:t>PIVOT (</w:t>
+      </w:r>
+    </w:p>
+    <w:p>
+      <w:r>
+        <w:t xml:space="preserve">    COUNT(emp_id)</w:t>
+      </w:r>
+    </w:p>
+    <w:p>
+      <w:r>
+        <w:t xml:space="preserve">    FOR income_level IN ([High], [Medium], [Low])</w:t>
+      </w:r>
+    </w:p>
+    <w:p>
+      <w:r>
+        <w:t>) AS pvt;</w:t>
+      </w:r>
+    </w:p>
+    <w:p>
+      <w:r>
+        <w:t>Output</w:t>
+      </w:r>
+    </w:p>
+    <w:tbl>
+      <w:tblPr>
+        <w:tblW w:w="0" w:type="auto"/>
+        <w:tblCellSpacing w:w="15" w:type="dxa"/>
+        <w:tblBorders>
+          <w:top w:val="single" w:sz="4" w:space="0" w:color="auto"/>
+          <w:left w:val="single" w:sz="4" w:space="0" w:color="auto"/>
+          <w:bottom w:val="single" w:sz="4" w:space="0" w:color="auto"/>
+          <w:right w:val="single" w:sz="4" w:space="0" w:color="auto"/>
+          <w:insideH w:val="single" w:sz="4" w:space="0" w:color="auto"/>
+          <w:insideV w:val="single" w:sz="4" w:space="0" w:color="auto"/>
+        </w:tblBorders>
+        <w:tblCellMar>
+          <w:top w:w="15" w:type="dxa"/>
+          <w:left w:w="15" w:type="dxa"/>
+          <w:bottom w:w="15" w:type="dxa"/>
+          <w:right w:w="15" w:type="dxa"/>
+        </w:tblCellMar>
+        <w:tblLook w:val="04A0" w:firstRow="1" w:lastRow="0" w:firstColumn="1" w:lastColumn="0" w:noHBand="0" w:noVBand="1"/>
+      </w:tblPr>
+      <w:tblGrid>
+        <w:gridCol w:w="1283"/>
+        <w:gridCol w:w="524"/>
+        <w:gridCol w:w="904"/>
+        <w:gridCol w:w="494"/>
+      </w:tblGrid>
+      <w:tr>
+        <w:trPr>
+          <w:tblHeader/>
+          <w:tblCellSpacing w:w="15" w:type="dxa"/>
+        </w:trPr>
+        <w:tc>
+          <w:tcPr>
+            <w:tcW w:w="0" w:type="auto"/>
+            <w:vAlign w:val="center"/>
+            <w:hideMark/>
+          </w:tcPr>
+          <w:p>
+            <w:r>
+              <w:t>Department</w:t>
+            </w:r>
+          </w:p>
+        </w:tc>
+        <w:tc>
+          <w:tcPr>
+            <w:tcW w:w="0" w:type="auto"/>
+            <w:vAlign w:val="center"/>
+            <w:hideMark/>
+          </w:tcPr>
+          <w:p>
+            <w:r>
+              <w:t>High</w:t>
+            </w:r>
+          </w:p>
+        </w:tc>
+        <w:tc>
+          <w:tcPr>
+            <w:tcW w:w="0" w:type="auto"/>
+            <w:vAlign w:val="center"/>
+            <w:hideMark/>
+          </w:tcPr>
+          <w:p>
+            <w:r>
+              <w:t>Medium</w:t>
+            </w:r>
+          </w:p>
+        </w:tc>
+        <w:tc>
+          <w:tcPr>
+            <w:tcW w:w="0" w:type="auto"/>
+            <w:vAlign w:val="center"/>
+            <w:hideMark/>
+          </w:tcPr>
+          <w:p>
+            <w:r>
+              <w:t>Low</w:t>
+            </w:r>
+          </w:p>
+        </w:tc>
+      </w:tr>
+      <w:tr>
+        <w:trPr>
+          <w:tblCellSpacing w:w="15" w:type="dxa"/>
+        </w:trPr>
+        <w:tc>
+          <w:tcPr>
+            <w:tcW w:w="0" w:type="auto"/>
+            <w:vAlign w:val="center"/>
+            <w:hideMark/>
+          </w:tcPr>
+          <w:p>
+            <w:r>
+              <w:t>IT</w:t>
+            </w:r>
+          </w:p>
+        </w:tc>
+        <w:tc>
+          <w:tcPr>
+            <w:tcW w:w="0" w:type="auto"/>
+            <w:vAlign w:val="center"/>
+            <w:hideMark/>
+          </w:tcPr>
+          <w:p>
+            <w:r>
+              <w:t>1</w:t>
+            </w:r>
+          </w:p>
+        </w:tc>
+        <w:tc>
+          <w:tcPr>
+            <w:tcW w:w="0" w:type="auto"/>
+            <w:vAlign w:val="center"/>
+            <w:hideMark/>
+          </w:tcPr>
+          <w:p>
+            <w:r>
+              <w:t>1</w:t>
+            </w:r>
+          </w:p>
+        </w:tc>
+        <w:tc>
+          <w:tcPr>
+            <w:tcW w:w="0" w:type="auto"/>
+            <w:vAlign w:val="center"/>
+            <w:hideMark/>
+          </w:tcPr>
+          <w:p>
+            <w:r>
+              <w:t>0</w:t>
+            </w:r>
+          </w:p>
+        </w:tc>
+      </w:tr>
+      <w:tr>
+        <w:trPr>
+          <w:tblCellSpacing w:w="15" w:type="dxa"/>
+        </w:trPr>
+        <w:tc>
+          <w:tcPr>
+            <w:tcW w:w="0" w:type="auto"/>
+            <w:vAlign w:val="center"/>
+            <w:hideMark/>
+          </w:tcPr>
+          <w:p>
+            <w:r>
+              <w:t>HR</w:t>
+            </w:r>
+          </w:p>
+        </w:tc>
+        <w:tc>
+          <w:tcPr>
+            <w:tcW w:w="0" w:type="auto"/>
+            <w:vAlign w:val="center"/>
+            <w:hideMark/>
+          </w:tcPr>
+          <w:p>
+            <w:r>
+              <w:t>0</w:t>
+            </w:r>
+          </w:p>
+        </w:tc>
+        <w:tc>
+          <w:tcPr>
+            <w:tcW w:w="0" w:type="auto"/>
+            <w:vAlign w:val="center"/>
+            <w:hideMark/>
+          </w:tcPr>
+          <w:p>
+            <w:r>
+              <w:t>1</w:t>
+            </w:r>
+          </w:p>
+        </w:tc>
+        <w:tc>
+          <w:tcPr>
+            <w:tcW w:w="0" w:type="auto"/>
+            <w:vAlign w:val="center"/>
+            <w:hideMark/>
+          </w:tcPr>
+          <w:p>
+            <w:r>
+              <w:t>1</w:t>
+            </w:r>
+          </w:p>
+        </w:tc>
+      </w:tr>
+      <w:tr>
+        <w:trPr>
+          <w:tblCellSpacing w:w="15" w:type="dxa"/>
+        </w:trPr>
+        <w:tc>
+          <w:tcPr>
+            <w:tcW w:w="0" w:type="auto"/>
+            <w:vAlign w:val="center"/>
+            <w:hideMark/>
+          </w:tcPr>
+          <w:p>
+            <w:r>
+              <w:t>Finance</w:t>
+            </w:r>
+          </w:p>
+        </w:tc>
+        <w:tc>
+          <w:tcPr>
+            <w:tcW w:w="0" w:type="auto"/>
+            <w:vAlign w:val="center"/>
+            <w:hideMark/>
+          </w:tcPr>
+          <w:p>
+            <w:r>
+              <w:t>1</w:t>
+            </w:r>
+          </w:p>
+        </w:tc>
+        <w:tc>
+          <w:tcPr>
+            <w:tcW w:w="0" w:type="auto"/>
+            <w:vAlign w:val="center"/>
+            <w:hideMark/>
+          </w:tcPr>
+          <w:p>
+            <w:r>
+              <w:t>0</w:t>
+            </w:r>
+          </w:p>
+        </w:tc>
+        <w:tc>
+          <w:tcPr>
+            <w:tcW w:w="0" w:type="auto"/>
+            <w:vAlign w:val="center"/>
+            <w:hideMark/>
+          </w:tcPr>
+          <w:p>
+            <w:r>
+              <w:t>0</w:t>
+            </w:r>
+          </w:p>
+        </w:tc>
+      </w:tr>
+    </w:tbl>
+    <w:p>
+      <w:r>
+        <w:t>Challenges</w:t>
+      </w:r>
+    </w:p>
+    <w:p>
+      <w:pPr>
+        <w:numPr>
+          <w:ilvl w:val="0"/>
+          <w:numId w:val="12"/>
+        </w:numPr>
+      </w:pPr>
+      <w:r>
+        <w:t>In Fabric Warehouse, the pivot column list (IN(...)) must be static — dynamic pivoting with variables is not supported.</w:t>
+      </w:r>
+    </w:p>
+    <w:p>
+      <w:pPr>
+        <w:numPr>
+          <w:ilvl w:val="0"/>
+          <w:numId w:val="12"/>
+        </w:numPr>
+      </w:pPr>
+      <w:r>
+        <w:t>If new values appear (e.g., "Very High"), you must manually add them to the query.</w:t>
+      </w:r>
+    </w:p>
+    <w:p>
+      <w:pPr>
+        <w:numPr>
+          <w:ilvl w:val="0"/>
+          <w:numId w:val="12"/>
+        </w:numPr>
+      </w:pPr>
+      <w:r>
+        <w:t>For flexibility, use GROUP BY + CASE as an alternative.</w:t>
+      </w:r>
+    </w:p>
+    <w:p>
+      <w:r>
+        <w:rPr>
+          <w:rFonts w:ascii="Segoe UI Emoji" w:hAnsi="Segoe UI Emoji" w:cs="Segoe UI Emoji"/>
+        </w:rPr>
+        <w:t>✅</w:t>
+      </w:r>
+      <w:r>
+        <w:t xml:space="preserve"> Takeaway</w:t>
+      </w:r>
+    </w:p>
+    <w:p>
+      <w:pPr>
+        <w:numPr>
+          <w:ilvl w:val="0"/>
+          <w:numId w:val="13"/>
+        </w:numPr>
+      </w:pPr>
+      <w:r>
+        <w:t>PIVOT = rows → columns (good for reporting).</w:t>
+      </w:r>
+    </w:p>
+    <w:p>
+      <w:pPr>
+        <w:numPr>
+          <w:ilvl w:val="0"/>
+          <w:numId w:val="13"/>
+        </w:numPr>
+      </w:pPr>
+      <w:r>
+        <w:t>Requires explicit column list in Fabric Warehouse.</w:t>
+      </w:r>
+    </w:p>
+    <w:p>
+      <w:pPr>
+        <w:numPr>
+          <w:ilvl w:val="0"/>
+          <w:numId w:val="13"/>
+        </w:numPr>
+      </w:pPr>
+      <w:r>
+        <w:t>Use CASE + GROUP BY if you need dynamic handling.</w:t>
+      </w:r>
+    </w:p>
+    <w:p>
+      <w:pPr>
+        <w:pStyle w:val="Heading1"/>
+      </w:pPr>
+      <w:r>
+        <w:rPr>
+          <w:rFonts w:ascii="Segoe UI Emoji" w:hAnsi="Segoe UI Emoji" w:cs="Segoe UI Emoji"/>
+        </w:rPr>
+        <w:lastRenderedPageBreak/>
+        <w:t>📘</w:t>
+      </w:r>
+      <w:r>
+        <w:t xml:space="preserve"> EXCEPT</w:t>
+      </w:r>
+    </w:p>
+    <w:p>
+      <w:r>
+        <w:t>Definition</w:t>
+      </w:r>
+    </w:p>
+    <w:p>
+      <w:pPr>
+        <w:numPr>
+          <w:ilvl w:val="0"/>
+          <w:numId w:val="14"/>
+        </w:numPr>
+      </w:pPr>
+      <w:r>
+        <w:t>EXCEPT returns rows from the first query that are not present in the second query.</w:t>
+      </w:r>
+    </w:p>
+    <w:p>
+      <w:pPr>
+        <w:numPr>
+          <w:ilvl w:val="0"/>
+          <w:numId w:val="14"/>
+        </w:numPr>
+      </w:pPr>
+      <w:r>
+        <w:t>It’s used to identify differences or missing records between two datasets.</w:t>
+      </w:r>
+    </w:p>
+    <w:p>
+      <w:r>
+        <w:t>Key Characteristics</w:t>
+      </w:r>
+    </w:p>
+    <w:p>
+      <w:pPr>
+        <w:numPr>
+          <w:ilvl w:val="0"/>
+          <w:numId w:val="15"/>
+        </w:numPr>
+      </w:pPr>
+      <w:r>
+        <w:t>Both queries must have the same number of columns and compatible data types.</w:t>
+      </w:r>
+    </w:p>
+    <w:p>
+      <w:pPr>
+        <w:numPr>
+          <w:ilvl w:val="0"/>
+          <w:numId w:val="15"/>
+        </w:numPr>
+      </w:pPr>
+      <w:r>
+        <w:t>Removes duplicates automatically (like DISTINCT).</w:t>
+      </w:r>
+    </w:p>
+    <w:p>
+      <w:pPr>
+        <w:numPr>
+          <w:ilvl w:val="0"/>
+          <w:numId w:val="15"/>
+        </w:numPr>
+      </w:pPr>
+      <w:r>
+        <w:t>Order of queries matters:</w:t>
+      </w:r>
+    </w:p>
+    <w:p>
+      <w:pPr>
+        <w:numPr>
+          <w:ilvl w:val="1"/>
+          <w:numId w:val="15"/>
+        </w:numPr>
+      </w:pPr>
+      <w:r>
+        <w:t>A EXCEPT B → rows in A but not in B.</w:t>
+      </w:r>
+    </w:p>
+    <w:p>
+      <w:pPr>
+        <w:numPr>
+          <w:ilvl w:val="1"/>
+          <w:numId w:val="15"/>
+        </w:numPr>
+      </w:pPr>
+      <w:r>
+        <w:t>B EXCEPT A → rows in B but not in A.</w:t>
+      </w:r>
+    </w:p>
+    <w:p>
+      <w:r>
+        <w:t>Syntax</w:t>
+      </w:r>
+    </w:p>
+    <w:p>
+      <w:r>
+        <w:t>sql</w:t>
+      </w:r>
+    </w:p>
+    <w:p>
+      <w:r>
+        <w:t>SELECT &lt;columns&gt;</w:t>
+      </w:r>
+    </w:p>
+    <w:p>
+      <w:r>
+        <w:t>FROM TableA</w:t>
+      </w:r>
+    </w:p>
+    <w:p>
+      <w:r>
+        <w:t>EXCEPT</w:t>
+      </w:r>
+    </w:p>
+    <w:p>
+      <w:r>
+        <w:t>SELECT &lt;columns&gt;</w:t>
+      </w:r>
+    </w:p>
+    <w:p>
+      <w:r>
+        <w:t>FROM TableB;</w:t>
+      </w:r>
+    </w:p>
+    <w:p>
+      <w:r>
+        <w:t>Example: Find Employees Missing in Payroll Suppose we want to find employees in the employee table who are not in the payroll table.</w:t>
+      </w:r>
+    </w:p>
+    <w:p>
+      <w:r>
+        <w:t>Input Tables</w:t>
+      </w:r>
+    </w:p>
+    <w:p>
+      <w:r>
+        <w:t>employee</w:t>
+      </w:r>
+    </w:p>
+    <w:tbl>
+      <w:tblPr>
+        <w:tblW w:w="0" w:type="auto"/>
+        <w:tblCellSpacing w:w="15" w:type="dxa"/>
+        <w:tblCellMar>
+          <w:top w:w="15" w:type="dxa"/>
+          <w:left w:w="15" w:type="dxa"/>
+          <w:bottom w:w="15" w:type="dxa"/>
+          <w:right w:w="15" w:type="dxa"/>
+        </w:tblCellMar>
+        <w:tblLook w:val="04A0" w:firstRow="1" w:lastRow="0" w:firstColumn="1" w:lastColumn="0" w:noHBand="0" w:noVBand="1"/>
+      </w:tblPr>
+      <w:tblGrid>
+        <w:gridCol w:w="813"/>
+        <w:gridCol w:w="628"/>
+      </w:tblGrid>
+      <w:tr>
+        <w:trPr>
+          <w:tblHeader/>
+          <w:tblCellSpacing w:w="15" w:type="dxa"/>
+        </w:trPr>
+        <w:tc>
+          <w:tcPr>
+            <w:tcW w:w="0" w:type="auto"/>
+            <w:vAlign w:val="center"/>
+            <w:hideMark/>
+          </w:tcPr>
+          <w:p>
+            <w:r>
+              <w:t>emp_id</w:t>
+            </w:r>
+          </w:p>
+        </w:tc>
+        <w:tc>
+          <w:tcPr>
+            <w:tcW w:w="0" w:type="auto"/>
+            <w:vAlign w:val="center"/>
+            <w:hideMark/>
+          </w:tcPr>
+          <w:p>
+            <w:r>
+              <w:t>name</w:t>
+            </w:r>
+          </w:p>
+        </w:tc>
+      </w:tr>
+      <w:tr>
+        <w:trPr>
+          <w:tblCellSpacing w:w="15" w:type="dxa"/>
+        </w:trPr>
+        <w:tc>
+          <w:tcPr>
+            <w:tcW w:w="0" w:type="auto"/>
+            <w:vAlign w:val="center"/>
+            <w:hideMark/>
+          </w:tcPr>
+          <w:p>
+            <w:r>
+              <w:t>1</w:t>
+            </w:r>
+          </w:p>
+        </w:tc>
+        <w:tc>
+          <w:tcPr>
+            <w:tcW w:w="0" w:type="auto"/>
+            <w:vAlign w:val="center"/>
+            <w:hideMark/>
+          </w:tcPr>
+          <w:p>
+            <w:r>
+              <w:t>Alice</w:t>
+            </w:r>
+          </w:p>
+        </w:tc>
+      </w:tr>
+      <w:tr>
+        <w:trPr>
+          <w:tblCellSpacing w:w="15" w:type="dxa"/>
+        </w:trPr>
+        <w:tc>
+          <w:tcPr>
+            <w:tcW w:w="0" w:type="auto"/>
+            <w:vAlign w:val="center"/>
+            <w:hideMark/>
+          </w:tcPr>
+          <w:p>
+            <w:r>
+              <w:t>2</w:t>
+            </w:r>
+          </w:p>
+        </w:tc>
+        <w:tc>
+          <w:tcPr>
+            <w:tcW w:w="0" w:type="auto"/>
+            <w:vAlign w:val="center"/>
+            <w:hideMark/>
+          </w:tcPr>
+          <w:p>
+            <w:r>
+              <w:t>Bob</w:t>
+            </w:r>
+          </w:p>
+        </w:tc>
+      </w:tr>
+      <w:tr>
+        <w:trPr>
+          <w:tblCellSpacing w:w="15" w:type="dxa"/>
+        </w:trPr>
+        <w:tc>
+          <w:tcPr>
+            <w:tcW w:w="0" w:type="auto"/>
+            <w:vAlign w:val="center"/>
+            <w:hideMark/>
+          </w:tcPr>
+          <w:p>
+            <w:r>
+              <w:t>3</w:t>
+            </w:r>
+          </w:p>
+        </w:tc>
+        <w:tc>
+          <w:tcPr>
+            <w:tcW w:w="0" w:type="auto"/>
+            <w:vAlign w:val="center"/>
+            <w:hideMark/>
+          </w:tcPr>
+          <w:p>
+            <w:r>
+              <w:t>Carol</w:t>
+            </w:r>
+          </w:p>
+        </w:tc>
+      </w:tr>
+    </w:tbl>
+    <w:p>
+      <w:r>
+        <w:lastRenderedPageBreak/>
+        <w:t>payroll</w:t>
+      </w:r>
+    </w:p>
+    <w:tbl>
+      <w:tblPr>
+        <w:tblW w:w="0" w:type="auto"/>
+        <w:tblCellSpacing w:w="15" w:type="dxa"/>
+        <w:tblCellMar>
+          <w:top w:w="15" w:type="dxa"/>
+          <w:left w:w="15" w:type="dxa"/>
+          <w:bottom w:w="15" w:type="dxa"/>
+          <w:right w:w="15" w:type="dxa"/>
+        </w:tblCellMar>
+        <w:tblLook w:val="04A0" w:firstRow="1" w:lastRow="0" w:firstColumn="1" w:lastColumn="0" w:noHBand="0" w:noVBand="1"/>
+      </w:tblPr>
+      <w:tblGrid>
+        <w:gridCol w:w="813"/>
+        <w:gridCol w:w="648"/>
+      </w:tblGrid>
+      <w:tr>
+        <w:trPr>
+          <w:tblHeader/>
+          <w:tblCellSpacing w:w="15" w:type="dxa"/>
+        </w:trPr>
+        <w:tc>
+          <w:tcPr>
+            <w:tcW w:w="0" w:type="auto"/>
+            <w:vAlign w:val="center"/>
+            <w:hideMark/>
+          </w:tcPr>
+          <w:p>
+            <w:r>
+              <w:t>emp_id</w:t>
+            </w:r>
+          </w:p>
+        </w:tc>
+        <w:tc>
+          <w:tcPr>
+            <w:tcW w:w="0" w:type="auto"/>
+            <w:vAlign w:val="center"/>
+            <w:hideMark/>
+          </w:tcPr>
+          <w:p>
+            <w:r>
+              <w:t>salary</w:t>
+            </w:r>
+          </w:p>
+        </w:tc>
+      </w:tr>
+      <w:tr>
+        <w:trPr>
+          <w:tblCellSpacing w:w="15" w:type="dxa"/>
+        </w:trPr>
+        <w:tc>
+          <w:tcPr>
+            <w:tcW w:w="0" w:type="auto"/>
+            <w:vAlign w:val="center"/>
+            <w:hideMark/>
+          </w:tcPr>
+          <w:p>
+            <w:r>
+              <w:t>1</w:t>
+            </w:r>
+          </w:p>
+        </w:tc>
+        <w:tc>
+          <w:tcPr>
+            <w:tcW w:w="0" w:type="auto"/>
+            <w:vAlign w:val="center"/>
+            <w:hideMark/>
+          </w:tcPr>
+          <w:p>
+            <w:r>
+              <w:t>5000</w:t>
+            </w:r>
+          </w:p>
+        </w:tc>
+      </w:tr>
+      <w:tr>
+        <w:trPr>
+          <w:tblCellSpacing w:w="15" w:type="dxa"/>
+        </w:trPr>
+        <w:tc>
+          <w:tcPr>
+            <w:tcW w:w="0" w:type="auto"/>
+            <w:vAlign w:val="center"/>
+            <w:hideMark/>
+          </w:tcPr>
+          <w:p>
+            <w:r>
+              <w:t>2</w:t>
+            </w:r>
+          </w:p>
+        </w:tc>
+        <w:tc>
+          <w:tcPr>
+            <w:tcW w:w="0" w:type="auto"/>
+            <w:vAlign w:val="center"/>
+            <w:hideMark/>
+          </w:tcPr>
+          <w:p>
+            <w:r>
+              <w:t>6000</w:t>
+            </w:r>
+          </w:p>
+        </w:tc>
+      </w:tr>
+    </w:tbl>
+    <w:p>
+      <w:r>
+        <w:t>Query</w:t>
+      </w:r>
+    </w:p>
+    <w:p>
+      <w:r>
+        <w:t>sql</w:t>
+      </w:r>
+    </w:p>
+    <w:p>
+      <w:r>
+        <w:t>SELECT emp_id, name</w:t>
+      </w:r>
+    </w:p>
+    <w:p>
+      <w:r>
+        <w:t>FROM employee</w:t>
+      </w:r>
+    </w:p>
+    <w:p>
+      <w:r>
+        <w:t>EXCEPT</w:t>
+      </w:r>
+    </w:p>
+    <w:p>
+      <w:r>
+        <w:t>SELECT emp_id, name</w:t>
+      </w:r>
+    </w:p>
+    <w:p>
+      <w:r>
+        <w:t>FROM payroll;</w:t>
+      </w:r>
+    </w:p>
+    <w:p>
+      <w:r>
+        <w:t>Output</w:t>
+      </w:r>
+    </w:p>
+    <w:tbl>
+      <w:tblPr>
+        <w:tblW w:w="0" w:type="auto"/>
+        <w:tblCellSpacing w:w="15" w:type="dxa"/>
+        <w:tblCellMar>
+          <w:top w:w="15" w:type="dxa"/>
+          <w:left w:w="15" w:type="dxa"/>
+          <w:bottom w:w="15" w:type="dxa"/>
+          <w:right w:w="15" w:type="dxa"/>
+        </w:tblCellMar>
+        <w:tblLook w:val="04A0" w:firstRow="1" w:lastRow="0" w:firstColumn="1" w:lastColumn="0" w:noHBand="0" w:noVBand="1"/>
+      </w:tblPr>
+      <w:tblGrid>
+        <w:gridCol w:w="813"/>
+        <w:gridCol w:w="628"/>
+      </w:tblGrid>
+      <w:tr>
+        <w:trPr>
+          <w:tblHeader/>
+          <w:tblCellSpacing w:w="15" w:type="dxa"/>
+        </w:trPr>
+        <w:tc>
+          <w:tcPr>
+            <w:tcW w:w="0" w:type="auto"/>
+            <w:vAlign w:val="center"/>
+            <w:hideMark/>
+          </w:tcPr>
+          <w:p>
+            <w:r>
+              <w:t>emp_id</w:t>
+            </w:r>
+          </w:p>
+        </w:tc>
+        <w:tc>
+          <w:tcPr>
+            <w:tcW w:w="0" w:type="auto"/>
+            <w:vAlign w:val="center"/>
+            <w:hideMark/>
+          </w:tcPr>
+          <w:p>
+            <w:r>
+              <w:t>name</w:t>
+            </w:r>
+          </w:p>
+        </w:tc>
+      </w:tr>
+      <w:tr>
+        <w:trPr>
+          <w:tblCellSpacing w:w="15" w:type="dxa"/>
+        </w:trPr>
+        <w:tc>
+          <w:tcPr>
+            <w:tcW w:w="0" w:type="auto"/>
+            <w:vAlign w:val="center"/>
+            <w:hideMark/>
+          </w:tcPr>
+          <w:p>
+            <w:r>
+              <w:t>3</w:t>
+            </w:r>
+          </w:p>
+        </w:tc>
+        <w:tc>
+          <w:tcPr>
+            <w:tcW w:w="0" w:type="auto"/>
+            <w:vAlign w:val="center"/>
+            <w:hideMark/>
+          </w:tcPr>
+          <w:p>
+            <w:r>
+              <w:t>Carol</w:t>
+            </w:r>
+          </w:p>
+        </w:tc>
+      </w:tr>
+    </w:tbl>
+    <w:p>
+      <w:r>
+        <w:t>Challenges</w:t>
+      </w:r>
+    </w:p>
+    <w:p>
+      <w:pPr>
+        <w:numPr>
+          <w:ilvl w:val="0"/>
+          <w:numId w:val="16"/>
+        </w:numPr>
+      </w:pPr>
+      <w:r>
+        <w:t>Only works when column structures match.</w:t>
+      </w:r>
+    </w:p>
+    <w:p>
+      <w:pPr>
+        <w:numPr>
+          <w:ilvl w:val="0"/>
+          <w:numId w:val="16"/>
+        </w:numPr>
+      </w:pPr>
+      <w:r>
+        <w:t>Automatically removes duplicates, so you may lose row counts.</w:t>
+      </w:r>
+    </w:p>
+    <w:p>
+      <w:pPr>
+        <w:numPr>
+          <w:ilvl w:val="0"/>
+          <w:numId w:val="16"/>
+        </w:numPr>
+      </w:pPr>
+      <w:r>
+        <w:t>If you need counts or duplicates preserved, use LEFT JOIN … WHERE IS NULL instead.</w:t>
+      </w:r>
+    </w:p>
+    <w:p>
+      <w:r>
+        <w:rPr>
+          <w:rFonts w:ascii="Segoe UI Emoji" w:hAnsi="Segoe UI Emoji" w:cs="Segoe UI Emoji"/>
+        </w:rPr>
+        <w:t>✅</w:t>
+      </w:r>
+      <w:r>
+        <w:t xml:space="preserve"> Takeaway</w:t>
+      </w:r>
+    </w:p>
+    <w:p>
+      <w:pPr>
+        <w:numPr>
+          <w:ilvl w:val="0"/>
+          <w:numId w:val="17"/>
+        </w:numPr>
+      </w:pPr>
+      <w:r>
+        <w:t>EXCEPT = find what’s missing.</w:t>
+      </w:r>
+    </w:p>
+    <w:p>
+      <w:pPr>
+        <w:numPr>
+          <w:ilvl w:val="0"/>
+          <w:numId w:val="17"/>
+        </w:numPr>
+      </w:pPr>
+      <w:r>
+        <w:t>Great for comparing two datasets.</w:t>
+      </w:r>
+    </w:p>
+    <w:p>
+      <w:pPr>
+        <w:numPr>
+          <w:ilvl w:val="0"/>
+          <w:numId w:val="17"/>
+        </w:numPr>
+      </w:pPr>
+      <w:r>
+        <w:t>Use LEFT JOIN if you need more control over duplicates or additional columns.</w:t>
+      </w:r>
     </w:p>
     <w:p>
       <w:pPr>
@@ -4994,6 +5180,155 @@
 <file path=word/numbering.xml><?xml version="1.0" encoding="utf-8"?>
 <w:numbering xmlns:wpc="http://schemas.microsoft.com/office/word/2010/wordprocessingCanvas" xmlns:cx="http://schemas.microsoft.com/office/drawing/2014/chartex" xmlns:cx1="http://schemas.microsoft.com/office/drawing/2015/9/8/chartex" xmlns:cx2="http://schemas.microsoft.com/office/drawing/2015/10/21/chartex" xmlns:cx3="http://schemas.microsoft.com/office/drawing/2016/5/9/chartex" xmlns:cx4="http://schemas.microsoft.com/office/drawing/2016/5/10/chartex" xmlns:cx5="http://schemas.microsoft.com/office/drawing/2016/5/11/chartex" xmlns:cx6="http://schemas.microsoft.com/office/drawing/2016/5/12/chartex" xmlns:cx7="http://schemas.microsoft.com/office/drawing/2016/5/13/chartex" xmlns:cx8="http://schemas.microsoft.com/office/drawing/2016/5/14/chartex" xmlns:mc="http://schemas.openxmlformats.org/markup-compatibility/2006" xmlns:aink="http://schemas.microsoft.com/office/drawing/2016/ink" xmlns:am3d="http://schemas.microsoft.com/office/drawing/2017/model3d" xmlns:o="urn:schemas-microsoft-com:office:office" xmlns:oel="http://schemas.microsoft.com/office/2019/extlst" xmlns:r="http://schemas.openxmlformats.org/officeDocument/2006/relationships" xmlns:m="http://schemas.openxmlformats.org/officeDocument/2006/math" xmlns:v="urn:schemas-microsoft-com:vml" xmlns:wp14="http://schemas.microsoft.com/office/word/2010/wordprocessingDrawing" xmlns:wp="http://schemas.openxmlformats.org/drawingml/2006/wordprocessingDrawing" xmlns:w10="urn:schemas-microsoft-com:office:word" xmlns:w="http://schemas.openxmlformats.org/wordprocessingml/2006/main" xmlns:w14="http://schemas.microsoft.com/office/word/2010/wordml" xmlns:w15="http://schemas.microsoft.com/office/word/2012/wordml" xmlns:w16cex="http://schemas.microsoft.com/office/word/2018/wordml/cex" xmlns:w16cid="http://schemas.microsoft.com/office/word/2016/wordml/cid" xmlns:w16="http://schemas.microsoft.com/office/word/2018/wordml" xmlns:w16du="http://schemas.microsoft.com/office/word/2023/wordml/word16du" xmlns:w16sdtdh="http://schemas.microsoft.com/office/word/2020/wordml/sdtdatahash" xmlns:w16sdtfl="http://schemas.microsoft.com/office/word/2024/wordml/sdtformatlock" xmlns:w16se="http://schemas.microsoft.com/office/word/2015/wordml/symex" xmlns:wpg="http://schemas.microsoft.com/office/word/2010/wordprocessingGroup" xmlns:wpi="http://schemas.microsoft.com/office/word/2010/wordprocessingInk" xmlns:wne="http://schemas.microsoft.com/office/word/2006/wordml" xmlns:wps="http://schemas.microsoft.com/office/word/2010/wordprocessingShape" mc:Ignorable="w14 w15 w16se w16cid w16 w16cex w16sdtdh w16sdtfl w16du wp14">
   <w:abstractNum w:abstractNumId="0" w15:restartNumberingAfterBreak="0">
+    <w:nsid w:val="09621C10"/>
+    <w:multiLevelType w:val="multilevel"/>
+    <w:tmpl w:val="7E502390"/>
+    <w:lvl w:ilvl="0">
+      <w:start w:val="1"/>
+      <w:numFmt w:val="bullet"/>
+      <w:lvlText w:val=""/>
+      <w:lvlJc w:val="left"/>
+      <w:pPr>
+        <w:tabs>
+          <w:tab w:val="num" w:pos="720"/>
+        </w:tabs>
+        <w:ind w:left="720" w:hanging="360"/>
+      </w:pPr>
+      <w:rPr>
+        <w:rFonts w:ascii="Symbol" w:hAnsi="Symbol" w:hint="default"/>
+        <w:sz w:val="20"/>
+      </w:rPr>
+    </w:lvl>
+    <w:lvl w:ilvl="1" w:tentative="1">
+      <w:start w:val="1"/>
+      <w:numFmt w:val="bullet"/>
+      <w:lvlText w:val="o"/>
+      <w:lvlJc w:val="left"/>
+      <w:pPr>
+        <w:tabs>
+          <w:tab w:val="num" w:pos="1440"/>
+        </w:tabs>
+        <w:ind w:left="1440" w:hanging="360"/>
+      </w:pPr>
+      <w:rPr>
+        <w:rFonts w:ascii="Courier New" w:hAnsi="Courier New" w:hint="default"/>
+        <w:sz w:val="20"/>
+      </w:rPr>
+    </w:lvl>
+    <w:lvl w:ilvl="2" w:tentative="1">
+      <w:start w:val="1"/>
+      <w:numFmt w:val="bullet"/>
+      <w:lvlText w:val=""/>
+      <w:lvlJc w:val="left"/>
+      <w:pPr>
+        <w:tabs>
+          <w:tab w:val="num" w:pos="2160"/>
+        </w:tabs>
+        <w:ind w:left="2160" w:hanging="360"/>
+      </w:pPr>
+      <w:rPr>
+        <w:rFonts w:ascii="Wingdings" w:hAnsi="Wingdings" w:hint="default"/>
+        <w:sz w:val="20"/>
+      </w:rPr>
+    </w:lvl>
+    <w:lvl w:ilvl="3" w:tentative="1">
+      <w:start w:val="1"/>
+      <w:numFmt w:val="bullet"/>
+      <w:lvlText w:val=""/>
+      <w:lvlJc w:val="left"/>
+      <w:pPr>
+        <w:tabs>
+          <w:tab w:val="num" w:pos="2880"/>
+        </w:tabs>
+        <w:ind w:left="2880" w:hanging="360"/>
+      </w:pPr>
+      <w:rPr>
+        <w:rFonts w:ascii="Wingdings" w:hAnsi="Wingdings" w:hint="default"/>
+        <w:sz w:val="20"/>
+      </w:rPr>
+    </w:lvl>
+    <w:lvl w:ilvl="4" w:tentative="1">
+      <w:start w:val="1"/>
+      <w:numFmt w:val="bullet"/>
+      <w:lvlText w:val=""/>
+      <w:lvlJc w:val="left"/>
+      <w:pPr>
+        <w:tabs>
+          <w:tab w:val="num" w:pos="3600"/>
+        </w:tabs>
+        <w:ind w:left="3600" w:hanging="360"/>
+      </w:pPr>
+      <w:rPr>
+        <w:rFonts w:ascii="Wingdings" w:hAnsi="Wingdings" w:hint="default"/>
+        <w:sz w:val="20"/>
+      </w:rPr>
+    </w:lvl>
+    <w:lvl w:ilvl="5" w:tentative="1">
+      <w:start w:val="1"/>
+      <w:numFmt w:val="bullet"/>
+      <w:lvlText w:val=""/>
+      <w:lvlJc w:val="left"/>
+      <w:pPr>
+        <w:tabs>
+          <w:tab w:val="num" w:pos="4320"/>
+        </w:tabs>
+        <w:ind w:left="4320" w:hanging="360"/>
+      </w:pPr>
+      <w:rPr>
+        <w:rFonts w:ascii="Wingdings" w:hAnsi="Wingdings" w:hint="default"/>
+        <w:sz w:val="20"/>
+      </w:rPr>
+    </w:lvl>
+    <w:lvl w:ilvl="6" w:tentative="1">
+      <w:start w:val="1"/>
+      <w:numFmt w:val="bullet"/>
+      <w:lvlText w:val=""/>
+      <w:lvlJc w:val="left"/>
+      <w:pPr>
+        <w:tabs>
+          <w:tab w:val="num" w:pos="5040"/>
+        </w:tabs>
+        <w:ind w:left="5040" w:hanging="360"/>
+      </w:pPr>
+      <w:rPr>
+        <w:rFonts w:ascii="Wingdings" w:hAnsi="Wingdings" w:hint="default"/>
+        <w:sz w:val="20"/>
+      </w:rPr>
+    </w:lvl>
+    <w:lvl w:ilvl="7" w:tentative="1">
+      <w:start w:val="1"/>
+      <w:numFmt w:val="bullet"/>
+      <w:lvlText w:val=""/>
+      <w:lvlJc w:val="left"/>
+      <w:pPr>
+        <w:tabs>
+          <w:tab w:val="num" w:pos="5760"/>
+        </w:tabs>
+        <w:ind w:left="5760" w:hanging="360"/>
+      </w:pPr>
+      <w:rPr>
+        <w:rFonts w:ascii="Wingdings" w:hAnsi="Wingdings" w:hint="default"/>
+        <w:sz w:val="20"/>
+      </w:rPr>
+    </w:lvl>
+    <w:lvl w:ilvl="8" w:tentative="1">
+      <w:start w:val="1"/>
+      <w:numFmt w:val="bullet"/>
+      <w:lvlText w:val=""/>
+      <w:lvlJc w:val="left"/>
+      <w:pPr>
+        <w:tabs>
+          <w:tab w:val="num" w:pos="6480"/>
+        </w:tabs>
+        <w:ind w:left="6480" w:hanging="360"/>
+      </w:pPr>
+      <w:rPr>
+        <w:rFonts w:ascii="Wingdings" w:hAnsi="Wingdings" w:hint="default"/>
+        <w:sz w:val="20"/>
+      </w:rPr>
+    </w:lvl>
+  </w:abstractNum>
+  <w:abstractNum w:abstractNumId="1" w15:restartNumberingAfterBreak="0">
     <w:nsid w:val="119E1B28"/>
     <w:multiLevelType w:val="multilevel"/>
     <w:tmpl w:val="F29AAD16"/>
@@ -5142,7 +5477,7 @@
       </w:rPr>
     </w:lvl>
   </w:abstractNum>
-  <w:abstractNum w:abstractNumId="1" w15:restartNumberingAfterBreak="0">
+  <w:abstractNum w:abstractNumId="2" w15:restartNumberingAfterBreak="0">
     <w:nsid w:val="14BB7636"/>
     <w:multiLevelType w:val="multilevel"/>
     <w:tmpl w:val="7346E468"/>
@@ -5291,7 +5626,7 @@
       </w:rPr>
     </w:lvl>
   </w:abstractNum>
-  <w:abstractNum w:abstractNumId="2" w15:restartNumberingAfterBreak="0">
+  <w:abstractNum w:abstractNumId="3" w15:restartNumberingAfterBreak="0">
     <w:nsid w:val="16EB60A7"/>
     <w:multiLevelType w:val="multilevel"/>
     <w:tmpl w:val="6C32463E"/>
@@ -5440,7 +5775,454 @@
       </w:rPr>
     </w:lvl>
   </w:abstractNum>
-  <w:abstractNum w:abstractNumId="3" w15:restartNumberingAfterBreak="0">
+  <w:abstractNum w:abstractNumId="4" w15:restartNumberingAfterBreak="0">
+    <w:nsid w:val="1E350BDC"/>
+    <w:multiLevelType w:val="multilevel"/>
+    <w:tmpl w:val="6978A088"/>
+    <w:lvl w:ilvl="0">
+      <w:start w:val="1"/>
+      <w:numFmt w:val="bullet"/>
+      <w:lvlText w:val=""/>
+      <w:lvlJc w:val="left"/>
+      <w:pPr>
+        <w:tabs>
+          <w:tab w:val="num" w:pos="720"/>
+        </w:tabs>
+        <w:ind w:left="720" w:hanging="360"/>
+      </w:pPr>
+      <w:rPr>
+        <w:rFonts w:ascii="Symbol" w:hAnsi="Symbol" w:hint="default"/>
+        <w:sz w:val="20"/>
+      </w:rPr>
+    </w:lvl>
+    <w:lvl w:ilvl="1" w:tentative="1">
+      <w:start w:val="1"/>
+      <w:numFmt w:val="bullet"/>
+      <w:lvlText w:val="o"/>
+      <w:lvlJc w:val="left"/>
+      <w:pPr>
+        <w:tabs>
+          <w:tab w:val="num" w:pos="1440"/>
+        </w:tabs>
+        <w:ind w:left="1440" w:hanging="360"/>
+      </w:pPr>
+      <w:rPr>
+        <w:rFonts w:ascii="Courier New" w:hAnsi="Courier New" w:hint="default"/>
+        <w:sz w:val="20"/>
+      </w:rPr>
+    </w:lvl>
+    <w:lvl w:ilvl="2" w:tentative="1">
+      <w:start w:val="1"/>
+      <w:numFmt w:val="bullet"/>
+      <w:lvlText w:val=""/>
+      <w:lvlJc w:val="left"/>
+      <w:pPr>
+        <w:tabs>
+          <w:tab w:val="num" w:pos="2160"/>
+        </w:tabs>
+        <w:ind w:left="2160" w:hanging="360"/>
+      </w:pPr>
+      <w:rPr>
+        <w:rFonts w:ascii="Wingdings" w:hAnsi="Wingdings" w:hint="default"/>
+        <w:sz w:val="20"/>
+      </w:rPr>
+    </w:lvl>
+    <w:lvl w:ilvl="3" w:tentative="1">
+      <w:start w:val="1"/>
+      <w:numFmt w:val="bullet"/>
+      <w:lvlText w:val=""/>
+      <w:lvlJc w:val="left"/>
+      <w:pPr>
+        <w:tabs>
+          <w:tab w:val="num" w:pos="2880"/>
+        </w:tabs>
+        <w:ind w:left="2880" w:hanging="360"/>
+      </w:pPr>
+      <w:rPr>
+        <w:rFonts w:ascii="Wingdings" w:hAnsi="Wingdings" w:hint="default"/>
+        <w:sz w:val="20"/>
+      </w:rPr>
+    </w:lvl>
+    <w:lvl w:ilvl="4" w:tentative="1">
+      <w:start w:val="1"/>
+      <w:numFmt w:val="bullet"/>
+      <w:lvlText w:val=""/>
+      <w:lvlJc w:val="left"/>
+      <w:pPr>
+        <w:tabs>
+          <w:tab w:val="num" w:pos="3600"/>
+        </w:tabs>
+        <w:ind w:left="3600" w:hanging="360"/>
+      </w:pPr>
+      <w:rPr>
+        <w:rFonts w:ascii="Wingdings" w:hAnsi="Wingdings" w:hint="default"/>
+        <w:sz w:val="20"/>
+      </w:rPr>
+    </w:lvl>
+    <w:lvl w:ilvl="5" w:tentative="1">
+      <w:start w:val="1"/>
+      <w:numFmt w:val="bullet"/>
+      <w:lvlText w:val=""/>
+      <w:lvlJc w:val="left"/>
+      <w:pPr>
+        <w:tabs>
+          <w:tab w:val="num" w:pos="4320"/>
+        </w:tabs>
+        <w:ind w:left="4320" w:hanging="360"/>
+      </w:pPr>
+      <w:rPr>
+        <w:rFonts w:ascii="Wingdings" w:hAnsi="Wingdings" w:hint="default"/>
+        <w:sz w:val="20"/>
+      </w:rPr>
+    </w:lvl>
+    <w:lvl w:ilvl="6" w:tentative="1">
+      <w:start w:val="1"/>
+      <w:numFmt w:val="bullet"/>
+      <w:lvlText w:val=""/>
+      <w:lvlJc w:val="left"/>
+      <w:pPr>
+        <w:tabs>
+          <w:tab w:val="num" w:pos="5040"/>
+        </w:tabs>
+        <w:ind w:left="5040" w:hanging="360"/>
+      </w:pPr>
+      <w:rPr>
+        <w:rFonts w:ascii="Wingdings" w:hAnsi="Wingdings" w:hint="default"/>
+        <w:sz w:val="20"/>
+      </w:rPr>
+    </w:lvl>
+    <w:lvl w:ilvl="7" w:tentative="1">
+      <w:start w:val="1"/>
+      <w:numFmt w:val="bullet"/>
+      <w:lvlText w:val=""/>
+      <w:lvlJc w:val="left"/>
+      <w:pPr>
+        <w:tabs>
+          <w:tab w:val="num" w:pos="5760"/>
+        </w:tabs>
+        <w:ind w:left="5760" w:hanging="360"/>
+      </w:pPr>
+      <w:rPr>
+        <w:rFonts w:ascii="Wingdings" w:hAnsi="Wingdings" w:hint="default"/>
+        <w:sz w:val="20"/>
+      </w:rPr>
+    </w:lvl>
+    <w:lvl w:ilvl="8" w:tentative="1">
+      <w:start w:val="1"/>
+      <w:numFmt w:val="bullet"/>
+      <w:lvlText w:val=""/>
+      <w:lvlJc w:val="left"/>
+      <w:pPr>
+        <w:tabs>
+          <w:tab w:val="num" w:pos="6480"/>
+        </w:tabs>
+        <w:ind w:left="6480" w:hanging="360"/>
+      </w:pPr>
+      <w:rPr>
+        <w:rFonts w:ascii="Wingdings" w:hAnsi="Wingdings" w:hint="default"/>
+        <w:sz w:val="20"/>
+      </w:rPr>
+    </w:lvl>
+  </w:abstractNum>
+  <w:abstractNum w:abstractNumId="5" w15:restartNumberingAfterBreak="0">
+    <w:nsid w:val="2178383F"/>
+    <w:multiLevelType w:val="multilevel"/>
+    <w:tmpl w:val="34A4C7C2"/>
+    <w:lvl w:ilvl="0">
+      <w:start w:val="1"/>
+      <w:numFmt w:val="bullet"/>
+      <w:lvlText w:val=""/>
+      <w:lvlJc w:val="left"/>
+      <w:pPr>
+        <w:tabs>
+          <w:tab w:val="num" w:pos="720"/>
+        </w:tabs>
+        <w:ind w:left="720" w:hanging="360"/>
+      </w:pPr>
+      <w:rPr>
+        <w:rFonts w:ascii="Symbol" w:hAnsi="Symbol" w:hint="default"/>
+        <w:sz w:val="20"/>
+      </w:rPr>
+    </w:lvl>
+    <w:lvl w:ilvl="1" w:tentative="1">
+      <w:start w:val="1"/>
+      <w:numFmt w:val="bullet"/>
+      <w:lvlText w:val="o"/>
+      <w:lvlJc w:val="left"/>
+      <w:pPr>
+        <w:tabs>
+          <w:tab w:val="num" w:pos="1440"/>
+        </w:tabs>
+        <w:ind w:left="1440" w:hanging="360"/>
+      </w:pPr>
+      <w:rPr>
+        <w:rFonts w:ascii="Courier New" w:hAnsi="Courier New" w:hint="default"/>
+        <w:sz w:val="20"/>
+      </w:rPr>
+    </w:lvl>
+    <w:lvl w:ilvl="2" w:tentative="1">
+      <w:start w:val="1"/>
+      <w:numFmt w:val="bullet"/>
+      <w:lvlText w:val=""/>
+      <w:lvlJc w:val="left"/>
+      <w:pPr>
+        <w:tabs>
+          <w:tab w:val="num" w:pos="2160"/>
+        </w:tabs>
+        <w:ind w:left="2160" w:hanging="360"/>
+      </w:pPr>
+      <w:rPr>
+        <w:rFonts w:ascii="Wingdings" w:hAnsi="Wingdings" w:hint="default"/>
+        <w:sz w:val="20"/>
+      </w:rPr>
+    </w:lvl>
+    <w:lvl w:ilvl="3" w:tentative="1">
+      <w:start w:val="1"/>
+      <w:numFmt w:val="bullet"/>
+      <w:lvlText w:val=""/>
+      <w:lvlJc w:val="left"/>
+      <w:pPr>
+        <w:tabs>
+          <w:tab w:val="num" w:pos="2880"/>
+        </w:tabs>
+        <w:ind w:left="2880" w:hanging="360"/>
+      </w:pPr>
+      <w:rPr>
+        <w:rFonts w:ascii="Wingdings" w:hAnsi="Wingdings" w:hint="default"/>
+        <w:sz w:val="20"/>
+      </w:rPr>
+    </w:lvl>
+    <w:lvl w:ilvl="4" w:tentative="1">
+      <w:start w:val="1"/>
+      <w:numFmt w:val="bullet"/>
+      <w:lvlText w:val=""/>
+      <w:lvlJc w:val="left"/>
+      <w:pPr>
+        <w:tabs>
+          <w:tab w:val="num" w:pos="3600"/>
+        </w:tabs>
+        <w:ind w:left="3600" w:hanging="360"/>
+      </w:pPr>
+      <w:rPr>
+        <w:rFonts w:ascii="Wingdings" w:hAnsi="Wingdings" w:hint="default"/>
+        <w:sz w:val="20"/>
+      </w:rPr>
+    </w:lvl>
+    <w:lvl w:ilvl="5" w:tentative="1">
+      <w:start w:val="1"/>
+      <w:numFmt w:val="bullet"/>
+      <w:lvlText w:val=""/>
+      <w:lvlJc w:val="left"/>
+      <w:pPr>
+        <w:tabs>
+          <w:tab w:val="num" w:pos="4320"/>
+        </w:tabs>
+        <w:ind w:left="4320" w:hanging="360"/>
+      </w:pPr>
+      <w:rPr>
+        <w:rFonts w:ascii="Wingdings" w:hAnsi="Wingdings" w:hint="default"/>
+        <w:sz w:val="20"/>
+      </w:rPr>
+    </w:lvl>
+    <w:lvl w:ilvl="6" w:tentative="1">
+      <w:start w:val="1"/>
+      <w:numFmt w:val="bullet"/>
+      <w:lvlText w:val=""/>
+      <w:lvlJc w:val="left"/>
+      <w:pPr>
+        <w:tabs>
+          <w:tab w:val="num" w:pos="5040"/>
+        </w:tabs>
+        <w:ind w:left="5040" w:hanging="360"/>
+      </w:pPr>
+      <w:rPr>
+        <w:rFonts w:ascii="Wingdings" w:hAnsi="Wingdings" w:hint="default"/>
+        <w:sz w:val="20"/>
+      </w:rPr>
+    </w:lvl>
+    <w:lvl w:ilvl="7" w:tentative="1">
+      <w:start w:val="1"/>
+      <w:numFmt w:val="bullet"/>
+      <w:lvlText w:val=""/>
+      <w:lvlJc w:val="left"/>
+      <w:pPr>
+        <w:tabs>
+          <w:tab w:val="num" w:pos="5760"/>
+        </w:tabs>
+        <w:ind w:left="5760" w:hanging="360"/>
+      </w:pPr>
+      <w:rPr>
+        <w:rFonts w:ascii="Wingdings" w:hAnsi="Wingdings" w:hint="default"/>
+        <w:sz w:val="20"/>
+      </w:rPr>
+    </w:lvl>
+    <w:lvl w:ilvl="8" w:tentative="1">
+      <w:start w:val="1"/>
+      <w:numFmt w:val="bullet"/>
+      <w:lvlText w:val=""/>
+      <w:lvlJc w:val="left"/>
+      <w:pPr>
+        <w:tabs>
+          <w:tab w:val="num" w:pos="6480"/>
+        </w:tabs>
+        <w:ind w:left="6480" w:hanging="360"/>
+      </w:pPr>
+      <w:rPr>
+        <w:rFonts w:ascii="Wingdings" w:hAnsi="Wingdings" w:hint="default"/>
+        <w:sz w:val="20"/>
+      </w:rPr>
+    </w:lvl>
+  </w:abstractNum>
+  <w:abstractNum w:abstractNumId="6" w15:restartNumberingAfterBreak="0">
+    <w:nsid w:val="2BD94F9D"/>
+    <w:multiLevelType w:val="multilevel"/>
+    <w:tmpl w:val="24C4EFA6"/>
+    <w:lvl w:ilvl="0">
+      <w:start w:val="1"/>
+      <w:numFmt w:val="bullet"/>
+      <w:lvlText w:val=""/>
+      <w:lvlJc w:val="left"/>
+      <w:pPr>
+        <w:tabs>
+          <w:tab w:val="num" w:pos="720"/>
+        </w:tabs>
+        <w:ind w:left="720" w:hanging="360"/>
+      </w:pPr>
+      <w:rPr>
+        <w:rFonts w:ascii="Symbol" w:hAnsi="Symbol" w:hint="default"/>
+        <w:sz w:val="20"/>
+      </w:rPr>
+    </w:lvl>
+    <w:lvl w:ilvl="1">
+      <w:start w:val="1"/>
+      <w:numFmt w:val="bullet"/>
+      <w:lvlText w:val="o"/>
+      <w:lvlJc w:val="left"/>
+      <w:pPr>
+        <w:tabs>
+          <w:tab w:val="num" w:pos="1440"/>
+        </w:tabs>
+        <w:ind w:left="1440" w:hanging="360"/>
+      </w:pPr>
+      <w:rPr>
+        <w:rFonts w:ascii="Courier New" w:hAnsi="Courier New" w:hint="default"/>
+        <w:sz w:val="20"/>
+      </w:rPr>
+    </w:lvl>
+    <w:lvl w:ilvl="2" w:tentative="1">
+      <w:start w:val="1"/>
+      <w:numFmt w:val="bullet"/>
+      <w:lvlText w:val=""/>
+      <w:lvlJc w:val="left"/>
+      <w:pPr>
+        <w:tabs>
+          <w:tab w:val="num" w:pos="2160"/>
+        </w:tabs>
+        <w:ind w:left="2160" w:hanging="360"/>
+      </w:pPr>
+      <w:rPr>
+        <w:rFonts w:ascii="Wingdings" w:hAnsi="Wingdings" w:hint="default"/>
+        <w:sz w:val="20"/>
+      </w:rPr>
+    </w:lvl>
+    <w:lvl w:ilvl="3" w:tentative="1">
+      <w:start w:val="1"/>
+      <w:numFmt w:val="bullet"/>
+      <w:lvlText w:val=""/>
+      <w:lvlJc w:val="left"/>
+      <w:pPr>
+        <w:tabs>
+          <w:tab w:val="num" w:pos="2880"/>
+        </w:tabs>
+        <w:ind w:left="2880" w:hanging="360"/>
+      </w:pPr>
+      <w:rPr>
+        <w:rFonts w:ascii="Wingdings" w:hAnsi="Wingdings" w:hint="default"/>
+        <w:sz w:val="20"/>
+      </w:rPr>
+    </w:lvl>
+    <w:lvl w:ilvl="4" w:tentative="1">
+      <w:start w:val="1"/>
+      <w:numFmt w:val="bullet"/>
+      <w:lvlText w:val=""/>
+      <w:lvlJc w:val="left"/>
+      <w:pPr>
+        <w:tabs>
+          <w:tab w:val="num" w:pos="3600"/>
+        </w:tabs>
+        <w:ind w:left="3600" w:hanging="360"/>
+      </w:pPr>
+      <w:rPr>
+        <w:rFonts w:ascii="Wingdings" w:hAnsi="Wingdings" w:hint="default"/>
+        <w:sz w:val="20"/>
+      </w:rPr>
+    </w:lvl>
+    <w:lvl w:ilvl="5" w:tentative="1">
+      <w:start w:val="1"/>
+      <w:numFmt w:val="bullet"/>
+      <w:lvlText w:val=""/>
+      <w:lvlJc w:val="left"/>
+      <w:pPr>
+        <w:tabs>
+          <w:tab w:val="num" w:pos="4320"/>
+        </w:tabs>
+        <w:ind w:left="4320" w:hanging="360"/>
+      </w:pPr>
+      <w:rPr>
+        <w:rFonts w:ascii="Wingdings" w:hAnsi="Wingdings" w:hint="default"/>
+        <w:sz w:val="20"/>
+      </w:rPr>
+    </w:lvl>
+    <w:lvl w:ilvl="6" w:tentative="1">
+      <w:start w:val="1"/>
+      <w:numFmt w:val="bullet"/>
+      <w:lvlText w:val=""/>
+      <w:lvlJc w:val="left"/>
+      <w:pPr>
+        <w:tabs>
+          <w:tab w:val="num" w:pos="5040"/>
+        </w:tabs>
+        <w:ind w:left="5040" w:hanging="360"/>
+      </w:pPr>
+      <w:rPr>
+        <w:rFonts w:ascii="Wingdings" w:hAnsi="Wingdings" w:hint="default"/>
+        <w:sz w:val="20"/>
+      </w:rPr>
+    </w:lvl>
+    <w:lvl w:ilvl="7" w:tentative="1">
+      <w:start w:val="1"/>
+      <w:numFmt w:val="bullet"/>
+      <w:lvlText w:val=""/>
+      <w:lvlJc w:val="left"/>
+      <w:pPr>
+        <w:tabs>
+          <w:tab w:val="num" w:pos="5760"/>
+        </w:tabs>
+        <w:ind w:left="5760" w:hanging="360"/>
+      </w:pPr>
+      <w:rPr>
+        <w:rFonts w:ascii="Wingdings" w:hAnsi="Wingdings" w:hint="default"/>
+        <w:sz w:val="20"/>
+      </w:rPr>
+    </w:lvl>
+    <w:lvl w:ilvl="8" w:tentative="1">
+      <w:start w:val="1"/>
+      <w:numFmt w:val="bullet"/>
+      <w:lvlText w:val=""/>
+      <w:lvlJc w:val="left"/>
+      <w:pPr>
+        <w:tabs>
+          <w:tab w:val="num" w:pos="6480"/>
+        </w:tabs>
+        <w:ind w:left="6480" w:hanging="360"/>
+      </w:pPr>
+      <w:rPr>
+        <w:rFonts w:ascii="Wingdings" w:hAnsi="Wingdings" w:hint="default"/>
+        <w:sz w:val="20"/>
+      </w:rPr>
+    </w:lvl>
+  </w:abstractNum>
+  <w:abstractNum w:abstractNumId="7" w15:restartNumberingAfterBreak="0">
     <w:nsid w:val="315139F7"/>
     <w:multiLevelType w:val="multilevel"/>
     <w:tmpl w:val="FBF8DD58"/>
@@ -5589,7 +6371,156 @@
       </w:rPr>
     </w:lvl>
   </w:abstractNum>
-  <w:abstractNum w:abstractNumId="4" w15:restartNumberingAfterBreak="0">
+  <w:abstractNum w:abstractNumId="8" w15:restartNumberingAfterBreak="0">
+    <w:nsid w:val="31780E27"/>
+    <w:multiLevelType w:val="multilevel"/>
+    <w:tmpl w:val="396407AE"/>
+    <w:lvl w:ilvl="0">
+      <w:start w:val="1"/>
+      <w:numFmt w:val="bullet"/>
+      <w:lvlText w:val=""/>
+      <w:lvlJc w:val="left"/>
+      <w:pPr>
+        <w:tabs>
+          <w:tab w:val="num" w:pos="720"/>
+        </w:tabs>
+        <w:ind w:left="720" w:hanging="360"/>
+      </w:pPr>
+      <w:rPr>
+        <w:rFonts w:ascii="Symbol" w:hAnsi="Symbol" w:hint="default"/>
+        <w:sz w:val="20"/>
+      </w:rPr>
+    </w:lvl>
+    <w:lvl w:ilvl="1" w:tentative="1">
+      <w:start w:val="1"/>
+      <w:numFmt w:val="bullet"/>
+      <w:lvlText w:val="o"/>
+      <w:lvlJc w:val="left"/>
+      <w:pPr>
+        <w:tabs>
+          <w:tab w:val="num" w:pos="1440"/>
+        </w:tabs>
+        <w:ind w:left="1440" w:hanging="360"/>
+      </w:pPr>
+      <w:rPr>
+        <w:rFonts w:ascii="Courier New" w:hAnsi="Courier New" w:hint="default"/>
+        <w:sz w:val="20"/>
+      </w:rPr>
+    </w:lvl>
+    <w:lvl w:ilvl="2" w:tentative="1">
+      <w:start w:val="1"/>
+      <w:numFmt w:val="bullet"/>
+      <w:lvlText w:val=""/>
+      <w:lvlJc w:val="left"/>
+      <w:pPr>
+        <w:tabs>
+          <w:tab w:val="num" w:pos="2160"/>
+        </w:tabs>
+        <w:ind w:left="2160" w:hanging="360"/>
+      </w:pPr>
+      <w:rPr>
+        <w:rFonts w:ascii="Wingdings" w:hAnsi="Wingdings" w:hint="default"/>
+        <w:sz w:val="20"/>
+      </w:rPr>
+    </w:lvl>
+    <w:lvl w:ilvl="3" w:tentative="1">
+      <w:start w:val="1"/>
+      <w:numFmt w:val="bullet"/>
+      <w:lvlText w:val=""/>
+      <w:lvlJc w:val="left"/>
+      <w:pPr>
+        <w:tabs>
+          <w:tab w:val="num" w:pos="2880"/>
+        </w:tabs>
+        <w:ind w:left="2880" w:hanging="360"/>
+      </w:pPr>
+      <w:rPr>
+        <w:rFonts w:ascii="Wingdings" w:hAnsi="Wingdings" w:hint="default"/>
+        <w:sz w:val="20"/>
+      </w:rPr>
+    </w:lvl>
+    <w:lvl w:ilvl="4" w:tentative="1">
+      <w:start w:val="1"/>
+      <w:numFmt w:val="bullet"/>
+      <w:lvlText w:val=""/>
+      <w:lvlJc w:val="left"/>
+      <w:pPr>
+        <w:tabs>
+          <w:tab w:val="num" w:pos="3600"/>
+        </w:tabs>
+        <w:ind w:left="3600" w:hanging="360"/>
+      </w:pPr>
+      <w:rPr>
+        <w:rFonts w:ascii="Wingdings" w:hAnsi="Wingdings" w:hint="default"/>
+        <w:sz w:val="20"/>
+      </w:rPr>
+    </w:lvl>
+    <w:lvl w:ilvl="5" w:tentative="1">
+      <w:start w:val="1"/>
+      <w:numFmt w:val="bullet"/>
+      <w:lvlText w:val=""/>
+      <w:lvlJc w:val="left"/>
+      <w:pPr>
+        <w:tabs>
+          <w:tab w:val="num" w:pos="4320"/>
+        </w:tabs>
+        <w:ind w:left="4320" w:hanging="360"/>
+      </w:pPr>
+      <w:rPr>
+        <w:rFonts w:ascii="Wingdings" w:hAnsi="Wingdings" w:hint="default"/>
+        <w:sz w:val="20"/>
+      </w:rPr>
+    </w:lvl>
+    <w:lvl w:ilvl="6" w:tentative="1">
+      <w:start w:val="1"/>
+      <w:numFmt w:val="bullet"/>
+      <w:lvlText w:val=""/>
+      <w:lvlJc w:val="left"/>
+      <w:pPr>
+        <w:tabs>
+          <w:tab w:val="num" w:pos="5040"/>
+        </w:tabs>
+        <w:ind w:left="5040" w:hanging="360"/>
+      </w:pPr>
+      <w:rPr>
+        <w:rFonts w:ascii="Wingdings" w:hAnsi="Wingdings" w:hint="default"/>
+        <w:sz w:val="20"/>
+      </w:rPr>
+    </w:lvl>
+    <w:lvl w:ilvl="7" w:tentative="1">
+      <w:start w:val="1"/>
+      <w:numFmt w:val="bullet"/>
+      <w:lvlText w:val=""/>
+      <w:lvlJc w:val="left"/>
+      <w:pPr>
+        <w:tabs>
+          <w:tab w:val="num" w:pos="5760"/>
+        </w:tabs>
+        <w:ind w:left="5760" w:hanging="360"/>
+      </w:pPr>
+      <w:rPr>
+        <w:rFonts w:ascii="Wingdings" w:hAnsi="Wingdings" w:hint="default"/>
+        <w:sz w:val="20"/>
+      </w:rPr>
+    </w:lvl>
+    <w:lvl w:ilvl="8" w:tentative="1">
+      <w:start w:val="1"/>
+      <w:numFmt w:val="bullet"/>
+      <w:lvlText w:val=""/>
+      <w:lvlJc w:val="left"/>
+      <w:pPr>
+        <w:tabs>
+          <w:tab w:val="num" w:pos="6480"/>
+        </w:tabs>
+        <w:ind w:left="6480" w:hanging="360"/>
+      </w:pPr>
+      <w:rPr>
+        <w:rFonts w:ascii="Wingdings" w:hAnsi="Wingdings" w:hint="default"/>
+        <w:sz w:val="20"/>
+      </w:rPr>
+    </w:lvl>
+  </w:abstractNum>
+  <w:abstractNum w:abstractNumId="9" w15:restartNumberingAfterBreak="0">
     <w:nsid w:val="40291579"/>
     <w:multiLevelType w:val="multilevel"/>
     <w:tmpl w:val="F6104478"/>
@@ -5738,7 +6669,156 @@
       </w:rPr>
     </w:lvl>
   </w:abstractNum>
-  <w:abstractNum w:abstractNumId="5" w15:restartNumberingAfterBreak="0">
+  <w:abstractNum w:abstractNumId="10" w15:restartNumberingAfterBreak="0">
+    <w:nsid w:val="4FC45420"/>
+    <w:multiLevelType w:val="multilevel"/>
+    <w:tmpl w:val="3E247792"/>
+    <w:lvl w:ilvl="0">
+      <w:start w:val="1"/>
+      <w:numFmt w:val="bullet"/>
+      <w:lvlText w:val=""/>
+      <w:lvlJc w:val="left"/>
+      <w:pPr>
+        <w:tabs>
+          <w:tab w:val="num" w:pos="720"/>
+        </w:tabs>
+        <w:ind w:left="720" w:hanging="360"/>
+      </w:pPr>
+      <w:rPr>
+        <w:rFonts w:ascii="Symbol" w:hAnsi="Symbol" w:hint="default"/>
+        <w:sz w:val="20"/>
+      </w:rPr>
+    </w:lvl>
+    <w:lvl w:ilvl="1" w:tentative="1">
+      <w:start w:val="1"/>
+      <w:numFmt w:val="bullet"/>
+      <w:lvlText w:val="o"/>
+      <w:lvlJc w:val="left"/>
+      <w:pPr>
+        <w:tabs>
+          <w:tab w:val="num" w:pos="1440"/>
+        </w:tabs>
+        <w:ind w:left="1440" w:hanging="360"/>
+      </w:pPr>
+      <w:rPr>
+        <w:rFonts w:ascii="Courier New" w:hAnsi="Courier New" w:hint="default"/>
+        <w:sz w:val="20"/>
+      </w:rPr>
+    </w:lvl>
+    <w:lvl w:ilvl="2" w:tentative="1">
+      <w:start w:val="1"/>
+      <w:numFmt w:val="bullet"/>
+      <w:lvlText w:val=""/>
+      <w:lvlJc w:val="left"/>
+      <w:pPr>
+        <w:tabs>
+          <w:tab w:val="num" w:pos="2160"/>
+        </w:tabs>
+        <w:ind w:left="2160" w:hanging="360"/>
+      </w:pPr>
+      <w:rPr>
+        <w:rFonts w:ascii="Wingdings" w:hAnsi="Wingdings" w:hint="default"/>
+        <w:sz w:val="20"/>
+      </w:rPr>
+    </w:lvl>
+    <w:lvl w:ilvl="3" w:tentative="1">
+      <w:start w:val="1"/>
+      <w:numFmt w:val="bullet"/>
+      <w:lvlText w:val=""/>
+      <w:lvlJc w:val="left"/>
+      <w:pPr>
+        <w:tabs>
+          <w:tab w:val="num" w:pos="2880"/>
+        </w:tabs>
+        <w:ind w:left="2880" w:hanging="360"/>
+      </w:pPr>
+      <w:rPr>
+        <w:rFonts w:ascii="Wingdings" w:hAnsi="Wingdings" w:hint="default"/>
+        <w:sz w:val="20"/>
+      </w:rPr>
+    </w:lvl>
+    <w:lvl w:ilvl="4" w:tentative="1">
+      <w:start w:val="1"/>
+      <w:numFmt w:val="bullet"/>
+      <w:lvlText w:val=""/>
+      <w:lvlJc w:val="left"/>
+      <w:pPr>
+        <w:tabs>
+          <w:tab w:val="num" w:pos="3600"/>
+        </w:tabs>
+        <w:ind w:left="3600" w:hanging="360"/>
+      </w:pPr>
+      <w:rPr>
+        <w:rFonts w:ascii="Wingdings" w:hAnsi="Wingdings" w:hint="default"/>
+        <w:sz w:val="20"/>
+      </w:rPr>
+    </w:lvl>
+    <w:lvl w:ilvl="5" w:tentative="1">
+      <w:start w:val="1"/>
+      <w:numFmt w:val="bullet"/>
+      <w:lvlText w:val=""/>
+      <w:lvlJc w:val="left"/>
+      <w:pPr>
+        <w:tabs>
+          <w:tab w:val="num" w:pos="4320"/>
+        </w:tabs>
+        <w:ind w:left="4320" w:hanging="360"/>
+      </w:pPr>
+      <w:rPr>
+        <w:rFonts w:ascii="Wingdings" w:hAnsi="Wingdings" w:hint="default"/>
+        <w:sz w:val="20"/>
+      </w:rPr>
+    </w:lvl>
+    <w:lvl w:ilvl="6" w:tentative="1">
+      <w:start w:val="1"/>
+      <w:numFmt w:val="bullet"/>
+      <w:lvlText w:val=""/>
+      <w:lvlJc w:val="left"/>
+      <w:pPr>
+        <w:tabs>
+          <w:tab w:val="num" w:pos="5040"/>
+        </w:tabs>
+        <w:ind w:left="5040" w:hanging="360"/>
+      </w:pPr>
+      <w:rPr>
+        <w:rFonts w:ascii="Wingdings" w:hAnsi="Wingdings" w:hint="default"/>
+        <w:sz w:val="20"/>
+      </w:rPr>
+    </w:lvl>
+    <w:lvl w:ilvl="7" w:tentative="1">
+      <w:start w:val="1"/>
+      <w:numFmt w:val="bullet"/>
+      <w:lvlText w:val=""/>
+      <w:lvlJc w:val="left"/>
+      <w:pPr>
+        <w:tabs>
+          <w:tab w:val="num" w:pos="5760"/>
+        </w:tabs>
+        <w:ind w:left="5760" w:hanging="360"/>
+      </w:pPr>
+      <w:rPr>
+        <w:rFonts w:ascii="Wingdings" w:hAnsi="Wingdings" w:hint="default"/>
+        <w:sz w:val="20"/>
+      </w:rPr>
+    </w:lvl>
+    <w:lvl w:ilvl="8" w:tentative="1">
+      <w:start w:val="1"/>
+      <w:numFmt w:val="bullet"/>
+      <w:lvlText w:val=""/>
+      <w:lvlJc w:val="left"/>
+      <w:pPr>
+        <w:tabs>
+          <w:tab w:val="num" w:pos="6480"/>
+        </w:tabs>
+        <w:ind w:left="6480" w:hanging="360"/>
+      </w:pPr>
+      <w:rPr>
+        <w:rFonts w:ascii="Wingdings" w:hAnsi="Wingdings" w:hint="default"/>
+        <w:sz w:val="20"/>
+      </w:rPr>
+    </w:lvl>
+  </w:abstractNum>
+  <w:abstractNum w:abstractNumId="11" w15:restartNumberingAfterBreak="0">
     <w:nsid w:val="54546FA4"/>
     <w:multiLevelType w:val="multilevel"/>
     <w:tmpl w:val="4E78B1C6"/>
@@ -5887,7 +6967,7 @@
       </w:rPr>
     </w:lvl>
   </w:abstractNum>
-  <w:abstractNum w:abstractNumId="6" w15:restartNumberingAfterBreak="0">
+  <w:abstractNum w:abstractNumId="12" w15:restartNumberingAfterBreak="0">
     <w:nsid w:val="656D44F0"/>
     <w:multiLevelType w:val="multilevel"/>
     <w:tmpl w:val="ED86F688"/>
@@ -6036,7 +7116,156 @@
       </w:rPr>
     </w:lvl>
   </w:abstractNum>
-  <w:abstractNum w:abstractNumId="7" w15:restartNumberingAfterBreak="0">
+  <w:abstractNum w:abstractNumId="13" w15:restartNumberingAfterBreak="0">
+    <w:nsid w:val="74FE1742"/>
+    <w:multiLevelType w:val="multilevel"/>
+    <w:tmpl w:val="EE0E4048"/>
+    <w:lvl w:ilvl="0">
+      <w:start w:val="1"/>
+      <w:numFmt w:val="bullet"/>
+      <w:lvlText w:val=""/>
+      <w:lvlJc w:val="left"/>
+      <w:pPr>
+        <w:tabs>
+          <w:tab w:val="num" w:pos="720"/>
+        </w:tabs>
+        <w:ind w:left="720" w:hanging="360"/>
+      </w:pPr>
+      <w:rPr>
+        <w:rFonts w:ascii="Symbol" w:hAnsi="Symbol" w:hint="default"/>
+        <w:sz w:val="20"/>
+      </w:rPr>
+    </w:lvl>
+    <w:lvl w:ilvl="1" w:tentative="1">
+      <w:start w:val="1"/>
+      <w:numFmt w:val="bullet"/>
+      <w:lvlText w:val="o"/>
+      <w:lvlJc w:val="left"/>
+      <w:pPr>
+        <w:tabs>
+          <w:tab w:val="num" w:pos="1440"/>
+        </w:tabs>
+        <w:ind w:left="1440" w:hanging="360"/>
+      </w:pPr>
+      <w:rPr>
+        <w:rFonts w:ascii="Courier New" w:hAnsi="Courier New" w:hint="default"/>
+        <w:sz w:val="20"/>
+      </w:rPr>
+    </w:lvl>
+    <w:lvl w:ilvl="2" w:tentative="1">
+      <w:start w:val="1"/>
+      <w:numFmt w:val="bullet"/>
+      <w:lvlText w:val=""/>
+      <w:lvlJc w:val="left"/>
+      <w:pPr>
+        <w:tabs>
+          <w:tab w:val="num" w:pos="2160"/>
+        </w:tabs>
+        <w:ind w:left="2160" w:hanging="360"/>
+      </w:pPr>
+      <w:rPr>
+        <w:rFonts w:ascii="Wingdings" w:hAnsi="Wingdings" w:hint="default"/>
+        <w:sz w:val="20"/>
+      </w:rPr>
+    </w:lvl>
+    <w:lvl w:ilvl="3" w:tentative="1">
+      <w:start w:val="1"/>
+      <w:numFmt w:val="bullet"/>
+      <w:lvlText w:val=""/>
+      <w:lvlJc w:val="left"/>
+      <w:pPr>
+        <w:tabs>
+          <w:tab w:val="num" w:pos="2880"/>
+        </w:tabs>
+        <w:ind w:left="2880" w:hanging="360"/>
+      </w:pPr>
+      <w:rPr>
+        <w:rFonts w:ascii="Wingdings" w:hAnsi="Wingdings" w:hint="default"/>
+        <w:sz w:val="20"/>
+      </w:rPr>
+    </w:lvl>
+    <w:lvl w:ilvl="4" w:tentative="1">
+      <w:start w:val="1"/>
+      <w:numFmt w:val="bullet"/>
+      <w:lvlText w:val=""/>
+      <w:lvlJc w:val="left"/>
+      <w:pPr>
+        <w:tabs>
+          <w:tab w:val="num" w:pos="3600"/>
+        </w:tabs>
+        <w:ind w:left="3600" w:hanging="360"/>
+      </w:pPr>
+      <w:rPr>
+        <w:rFonts w:ascii="Wingdings" w:hAnsi="Wingdings" w:hint="default"/>
+        <w:sz w:val="20"/>
+      </w:rPr>
+    </w:lvl>
+    <w:lvl w:ilvl="5" w:tentative="1">
+      <w:start w:val="1"/>
+      <w:numFmt w:val="bullet"/>
+      <w:lvlText w:val=""/>
+      <w:lvlJc w:val="left"/>
+      <w:pPr>
+        <w:tabs>
+          <w:tab w:val="num" w:pos="4320"/>
+        </w:tabs>
+        <w:ind w:left="4320" w:hanging="360"/>
+      </w:pPr>
+      <w:rPr>
+        <w:rFonts w:ascii="Wingdings" w:hAnsi="Wingdings" w:hint="default"/>
+        <w:sz w:val="20"/>
+      </w:rPr>
+    </w:lvl>
+    <w:lvl w:ilvl="6" w:tentative="1">
+      <w:start w:val="1"/>
+      <w:numFmt w:val="bullet"/>
+      <w:lvlText w:val=""/>
+      <w:lvlJc w:val="left"/>
+      <w:pPr>
+        <w:tabs>
+          <w:tab w:val="num" w:pos="5040"/>
+        </w:tabs>
+        <w:ind w:left="5040" w:hanging="360"/>
+      </w:pPr>
+      <w:rPr>
+        <w:rFonts w:ascii="Wingdings" w:hAnsi="Wingdings" w:hint="default"/>
+        <w:sz w:val="20"/>
+      </w:rPr>
+    </w:lvl>
+    <w:lvl w:ilvl="7" w:tentative="1">
+      <w:start w:val="1"/>
+      <w:numFmt w:val="bullet"/>
+      <w:lvlText w:val=""/>
+      <w:lvlJc w:val="left"/>
+      <w:pPr>
+        <w:tabs>
+          <w:tab w:val="num" w:pos="5760"/>
+        </w:tabs>
+        <w:ind w:left="5760" w:hanging="360"/>
+      </w:pPr>
+      <w:rPr>
+        <w:rFonts w:ascii="Wingdings" w:hAnsi="Wingdings" w:hint="default"/>
+        <w:sz w:val="20"/>
+      </w:rPr>
+    </w:lvl>
+    <w:lvl w:ilvl="8" w:tentative="1">
+      <w:start w:val="1"/>
+      <w:numFmt w:val="bullet"/>
+      <w:lvlText w:val=""/>
+      <w:lvlJc w:val="left"/>
+      <w:pPr>
+        <w:tabs>
+          <w:tab w:val="num" w:pos="6480"/>
+        </w:tabs>
+        <w:ind w:left="6480" w:hanging="360"/>
+      </w:pPr>
+      <w:rPr>
+        <w:rFonts w:ascii="Wingdings" w:hAnsi="Wingdings" w:hint="default"/>
+        <w:sz w:val="20"/>
+      </w:rPr>
+    </w:lvl>
+  </w:abstractNum>
+  <w:abstractNum w:abstractNumId="14" w15:restartNumberingAfterBreak="0">
     <w:nsid w:val="7C466647"/>
     <w:multiLevelType w:val="multilevel"/>
     <w:tmpl w:val="ED962E24"/>
@@ -6185,7 +7414,156 @@
       </w:rPr>
     </w:lvl>
   </w:abstractNum>
-  <w:abstractNum w:abstractNumId="8" w15:restartNumberingAfterBreak="0">
+  <w:abstractNum w:abstractNumId="15" w15:restartNumberingAfterBreak="0">
+    <w:nsid w:val="7C953D3D"/>
+    <w:multiLevelType w:val="multilevel"/>
+    <w:tmpl w:val="3F10DA5C"/>
+    <w:lvl w:ilvl="0">
+      <w:start w:val="1"/>
+      <w:numFmt w:val="bullet"/>
+      <w:lvlText w:val=""/>
+      <w:lvlJc w:val="left"/>
+      <w:pPr>
+        <w:tabs>
+          <w:tab w:val="num" w:pos="720"/>
+        </w:tabs>
+        <w:ind w:left="720" w:hanging="360"/>
+      </w:pPr>
+      <w:rPr>
+        <w:rFonts w:ascii="Symbol" w:hAnsi="Symbol" w:hint="default"/>
+        <w:sz w:val="20"/>
+      </w:rPr>
+    </w:lvl>
+    <w:lvl w:ilvl="1" w:tentative="1">
+      <w:start w:val="1"/>
+      <w:numFmt w:val="bullet"/>
+      <w:lvlText w:val="o"/>
+      <w:lvlJc w:val="left"/>
+      <w:pPr>
+        <w:tabs>
+          <w:tab w:val="num" w:pos="1440"/>
+        </w:tabs>
+        <w:ind w:left="1440" w:hanging="360"/>
+      </w:pPr>
+      <w:rPr>
+        <w:rFonts w:ascii="Courier New" w:hAnsi="Courier New" w:hint="default"/>
+        <w:sz w:val="20"/>
+      </w:rPr>
+    </w:lvl>
+    <w:lvl w:ilvl="2" w:tentative="1">
+      <w:start w:val="1"/>
+      <w:numFmt w:val="bullet"/>
+      <w:lvlText w:val=""/>
+      <w:lvlJc w:val="left"/>
+      <w:pPr>
+        <w:tabs>
+          <w:tab w:val="num" w:pos="2160"/>
+        </w:tabs>
+        <w:ind w:left="2160" w:hanging="360"/>
+      </w:pPr>
+      <w:rPr>
+        <w:rFonts w:ascii="Wingdings" w:hAnsi="Wingdings" w:hint="default"/>
+        <w:sz w:val="20"/>
+      </w:rPr>
+    </w:lvl>
+    <w:lvl w:ilvl="3" w:tentative="1">
+      <w:start w:val="1"/>
+      <w:numFmt w:val="bullet"/>
+      <w:lvlText w:val=""/>
+      <w:lvlJc w:val="left"/>
+      <w:pPr>
+        <w:tabs>
+          <w:tab w:val="num" w:pos="2880"/>
+        </w:tabs>
+        <w:ind w:left="2880" w:hanging="360"/>
+      </w:pPr>
+      <w:rPr>
+        <w:rFonts w:ascii="Wingdings" w:hAnsi="Wingdings" w:hint="default"/>
+        <w:sz w:val="20"/>
+      </w:rPr>
+    </w:lvl>
+    <w:lvl w:ilvl="4" w:tentative="1">
+      <w:start w:val="1"/>
+      <w:numFmt w:val="bullet"/>
+      <w:lvlText w:val=""/>
+      <w:lvlJc w:val="left"/>
+      <w:pPr>
+        <w:tabs>
+          <w:tab w:val="num" w:pos="3600"/>
+        </w:tabs>
+        <w:ind w:left="3600" w:hanging="360"/>
+      </w:pPr>
+      <w:rPr>
+        <w:rFonts w:ascii="Wingdings" w:hAnsi="Wingdings" w:hint="default"/>
+        <w:sz w:val="20"/>
+      </w:rPr>
+    </w:lvl>
+    <w:lvl w:ilvl="5" w:tentative="1">
+      <w:start w:val="1"/>
+      <w:numFmt w:val="bullet"/>
+      <w:lvlText w:val=""/>
+      <w:lvlJc w:val="left"/>
+      <w:pPr>
+        <w:tabs>
+          <w:tab w:val="num" w:pos="4320"/>
+        </w:tabs>
+        <w:ind w:left="4320" w:hanging="360"/>
+      </w:pPr>
+      <w:rPr>
+        <w:rFonts w:ascii="Wingdings" w:hAnsi="Wingdings" w:hint="default"/>
+        <w:sz w:val="20"/>
+      </w:rPr>
+    </w:lvl>
+    <w:lvl w:ilvl="6" w:tentative="1">
+      <w:start w:val="1"/>
+      <w:numFmt w:val="bullet"/>
+      <w:lvlText w:val=""/>
+      <w:lvlJc w:val="left"/>
+      <w:pPr>
+        <w:tabs>
+          <w:tab w:val="num" w:pos="5040"/>
+        </w:tabs>
+        <w:ind w:left="5040" w:hanging="360"/>
+      </w:pPr>
+      <w:rPr>
+        <w:rFonts w:ascii="Wingdings" w:hAnsi="Wingdings" w:hint="default"/>
+        <w:sz w:val="20"/>
+      </w:rPr>
+    </w:lvl>
+    <w:lvl w:ilvl="7" w:tentative="1">
+      <w:start w:val="1"/>
+      <w:numFmt w:val="bullet"/>
+      <w:lvlText w:val=""/>
+      <w:lvlJc w:val="left"/>
+      <w:pPr>
+        <w:tabs>
+          <w:tab w:val="num" w:pos="5760"/>
+        </w:tabs>
+        <w:ind w:left="5760" w:hanging="360"/>
+      </w:pPr>
+      <w:rPr>
+        <w:rFonts w:ascii="Wingdings" w:hAnsi="Wingdings" w:hint="default"/>
+        <w:sz w:val="20"/>
+      </w:rPr>
+    </w:lvl>
+    <w:lvl w:ilvl="8" w:tentative="1">
+      <w:start w:val="1"/>
+      <w:numFmt w:val="bullet"/>
+      <w:lvlText w:val=""/>
+      <w:lvlJc w:val="left"/>
+      <w:pPr>
+        <w:tabs>
+          <w:tab w:val="num" w:pos="6480"/>
+        </w:tabs>
+        <w:ind w:left="6480" w:hanging="360"/>
+      </w:pPr>
+      <w:rPr>
+        <w:rFonts w:ascii="Wingdings" w:hAnsi="Wingdings" w:hint="default"/>
+        <w:sz w:val="20"/>
+      </w:rPr>
+    </w:lvl>
+  </w:abstractNum>
+  <w:abstractNum w:abstractNumId="16" w15:restartNumberingAfterBreak="0">
     <w:nsid w:val="7DC24722"/>
     <w:multiLevelType w:val="hybridMultilevel"/>
     <w:tmpl w:val="A7BEC306"/>
@@ -6298,31 +7676,55 @@
     </w:lvl>
   </w:abstractNum>
   <w:num w:numId="1" w16cid:durableId="714937240">
+    <w:abstractNumId w:val="12"/>
+  </w:num>
+  <w:num w:numId="2" w16cid:durableId="1168011077">
+    <w:abstractNumId w:val="16"/>
+  </w:num>
+  <w:num w:numId="3" w16cid:durableId="1124885145">
+    <w:abstractNumId w:val="11"/>
+  </w:num>
+  <w:num w:numId="4" w16cid:durableId="1410888341">
+    <w:abstractNumId w:val="1"/>
+  </w:num>
+  <w:num w:numId="5" w16cid:durableId="416055014">
+    <w:abstractNumId w:val="7"/>
+  </w:num>
+  <w:num w:numId="6" w16cid:durableId="52198485">
+    <w:abstractNumId w:val="3"/>
+  </w:num>
+  <w:num w:numId="7" w16cid:durableId="395322698">
+    <w:abstractNumId w:val="2"/>
+  </w:num>
+  <w:num w:numId="8" w16cid:durableId="1091050986">
+    <w:abstractNumId w:val="14"/>
+  </w:num>
+  <w:num w:numId="9" w16cid:durableId="127169955">
+    <w:abstractNumId w:val="9"/>
+  </w:num>
+  <w:num w:numId="10" w16cid:durableId="1942184429">
+    <w:abstractNumId w:val="5"/>
+  </w:num>
+  <w:num w:numId="11" w16cid:durableId="2066685853">
+    <w:abstractNumId w:val="4"/>
+  </w:num>
+  <w:num w:numId="12" w16cid:durableId="1387146318">
+    <w:abstractNumId w:val="15"/>
+  </w:num>
+  <w:num w:numId="13" w16cid:durableId="1217661242">
+    <w:abstractNumId w:val="13"/>
+  </w:num>
+  <w:num w:numId="14" w16cid:durableId="1184055194">
+    <w:abstractNumId w:val="10"/>
+  </w:num>
+  <w:num w:numId="15" w16cid:durableId="992562898">
     <w:abstractNumId w:val="6"/>
   </w:num>
-  <w:num w:numId="2" w16cid:durableId="1168011077">
+  <w:num w:numId="16" w16cid:durableId="83840805">
     <w:abstractNumId w:val="8"/>
   </w:num>
-  <w:num w:numId="3" w16cid:durableId="1124885145">
-    <w:abstractNumId w:val="5"/>
-  </w:num>
-  <w:num w:numId="4" w16cid:durableId="1410888341">
+  <w:num w:numId="17" w16cid:durableId="1534732619">
     <w:abstractNumId w:val="0"/>
-  </w:num>
-  <w:num w:numId="5" w16cid:durableId="416055014">
-    <w:abstractNumId w:val="3"/>
-  </w:num>
-  <w:num w:numId="6" w16cid:durableId="52198485">
-    <w:abstractNumId w:val="2"/>
-  </w:num>
-  <w:num w:numId="7" w16cid:durableId="395322698">
-    <w:abstractNumId w:val="1"/>
-  </w:num>
-  <w:num w:numId="8" w16cid:durableId="1091050986">
-    <w:abstractNumId w:val="7"/>
-  </w:num>
-  <w:num w:numId="9" w16cid:durableId="127169955">
-    <w:abstractNumId w:val="4"/>
   </w:num>
 </w:numbering>
 </file>
